--- a/sft_entry/SAGIP_SFT2026_Prototype_Design.docx
+++ b/sft_entry/SAGIP_SFT2026_Prototype_Design.docx
@@ -9,7 +9,7 @@
           <w:color w:val="0B5D8F"/>
           <w:sz w:val="34"/>
         </w:rPr>
-        <w:t>SAGIP: Prototype Design (short)</w:t>
+        <w:t>SAGIP: Solar-Powered Estero Guardian with On-Chip AI (Prototype Design)</w:t>
       </w:r>
     </w:p>
     <w:p>
@@ -98,7 +98,66 @@
           <w:color w:val="0B5D8F"/>
           <w:sz w:val="26"/>
         </w:rPr>
-        <w:t>2. How it works</w:t>
+        <w:t>2. Why it is built this way</w:t>
+      </w:r>
+    </w:p>
+    <w:p>
+      <w:pPr>
+        <w:pStyle w:val="ListBullet"/>
+        <w:spacing w:after="20"/>
+      </w:pPr>
+      <w:r>
+        <w:rPr>
+          <w:b/>
+        </w:rPr>
+        <w:t xml:space="preserve">Hyacinth: </w:t>
+      </w:r>
+      <w:r>
+        <w:t>water hyacinth mats carried most of the floating plastic counted in a Saigon River study (Schreyers et al., 2021), so the boom needs a deflector and the arm must tell plastic from vegetation.</w:t>
+      </w:r>
+    </w:p>
+    <w:p>
+      <w:pPr>
+        <w:pStyle w:val="ListBullet"/>
+        <w:spacing w:after="20"/>
+      </w:pPr>
+      <w:r>
+        <w:rPr>
+          <w:b/>
+        </w:rPr>
+        <w:t xml:space="preserve">Rain pulses: </w:t>
+      </w:r>
+      <w:r>
+        <w:t>debris release in Greater Jakarta rose in the rainy season (Cordova &amp; Nurhati, 2019), so the device logs every item with time and water level and we compare counts with rainfall.</w:t>
+      </w:r>
+    </w:p>
+    <w:p>
+      <w:pPr>
+        <w:pStyle w:val="ListBullet"/>
+        <w:spacing w:after="20"/>
+      </w:pPr>
+      <w:r>
+        <w:rPr>
+          <w:b/>
+        </w:rPr>
+        <w:t xml:space="preserve">On-chip AI: </w:t>
+      </w:r>
+      <w:r>
+        <w:t>INT8 quantization shrinks a model about fourfold (Jacob et al., 2018) and TensorFlow Lite for Microcontrollers runs it on an ESP32-S3 (David et al., 2021), so no internet is needed.</w:t>
+      </w:r>
+    </w:p>
+    <w:p>
+      <w:pPr>
+        <w:keepNext/>
+        <w:spacing w:before="160" w:after="60"/>
+      </w:pPr>
+      <w:r>
+        <w:rPr>
+          <w:b/>
+          <w:color w:val="0B5D8F"/>
+          <w:sz w:val="26"/>
+        </w:rPr>
+        <w:t>3. How it works</w:t>
       </w:r>
     </w:p>
     <w:p>
@@ -202,7 +261,7 @@
           <w:color w:val="0B5D8F"/>
           <w:sz w:val="26"/>
         </w:rPr>
-        <w:t>3. The electronics box</w:t>
+        <w:t>4. The electronics box</w:t>
       </w:r>
     </w:p>
     <w:p>
@@ -312,7 +371,7 @@
           <w:color w:val="0B5D8F"/>
           <w:sz w:val="26"/>
         </w:rPr>
-        <w:t>4. Materials and cost (estimated local prices, to be confirmed)</w:t>
+        <w:t>5. Materials and cost (estimated local prices, to be confirmed)</w:t>
       </w:r>
     </w:p>
     <w:tbl>
@@ -1425,7 +1484,7 @@
           <w:color w:val="0B5D8F"/>
           <w:sz w:val="26"/>
         </w:rPr>
-        <w:t>5. What we expect (to be tested, not promised)</w:t>
+        <w:t>6. What we expect (to be tested, not promised)</w:t>
       </w:r>
     </w:p>
     <w:p>
@@ -1470,12 +1529,20 @@
           <w:color w:val="0B5D8F"/>
           <w:sz w:val="26"/>
         </w:rPr>
-        <w:t>6. Build steps</w:t>
+        <w:t>7. Build steps</w:t>
       </w:r>
     </w:p>
     <w:p>
       <w:r>
         <w:t>Oct 28 to Nov 2: site visit, barangay letter, photographs and labels, bench power test. Nov 3 to 20: Stage 1 bench build with the model on the ESP32-S3, and a baseline week at the creek. Stage 2 passive trap, then Stage 3 arm and sensor after a wet bench test with hyacinth, silt and a little cooking oil. Pilot December to February: weekly emptying, hand count and report to the barangay.</w:t>
+      </w:r>
+    </w:p>
+    <w:p>
+      <w:r>
+        <w:rPr>
+          <w:sz w:val="18"/>
+        </w:rPr>
+        <w:t>Sources: Cordova &amp; Nurhati (2019), Scientific Reports 9, 18730. David et al. (2021), Proceedings of Machine Learning and Systems 3. Jacob et al. (2018), CVPR. Schreyers et al. (2021), Frontiers in Environmental Science 9, 686334. Full list in the written entry.</w:t>
       </w:r>
     </w:p>
     <w:sectPr>

--- a/sft_entry/SAGIP_SFT2026_Prototype_Design.docx
+++ b/sft_entry/SAGIP_SFT2026_Prototype_Design.docx
@@ -33,7 +33,7 @@
     </w:p>
     <w:p>
       <w:r>
-        <w:t>One solar-powered unit on a creek bank. A floating boom guides plastic to a ramp, a small arm lifts it into a bin, and a camera on a post counts every item on the chip and triggers the arm. A weekly offline report goes to the barangay. The same chip also watches the water level for blockages.</w:t>
+        <w:t>One solar-powered unit on a creek bank. A floating boom and a filter catch plastic, a small arm lifts it up a ramp, a camera on a post names each item with a 2D convolutional neural network (CNN) on the chip, and a servo gate sorts it into two bins. A weekly offline report goes to the barangay. The same chip also watches the water level for blockages.</w:t>
       </w:r>
     </w:p>
     <w:p>
@@ -43,7 +43,7 @@
       <w:r>
         <w:drawing>
           <wp:inline xmlns:a="http://schemas.openxmlformats.org/drawingml/2006/main" xmlns:pic="http://schemas.openxmlformats.org/drawingml/2006/picture">
-            <wp:extent cx="5760720" cy="3260568"/>
+            <wp:extent cx="6035040" cy="2293107"/>
             <wp:docPr id="1" name="Picture 1"/>
             <wp:cNvGraphicFramePr>
               <a:graphicFrameLocks noChangeAspect="1"/>
@@ -52,7 +52,7 @@
               <a:graphicData uri="http://schemas.openxmlformats.org/drawingml/2006/picture">
                 <pic:pic>
                   <pic:nvPicPr>
-                    <pic:cNvPr id="0" name="fig_dev.png"/>
+                    <pic:cNvPr id="0" name="fig_cut.png"/>
                     <pic:cNvPicPr/>
                   </pic:nvPicPr>
                   <pic:blipFill>
@@ -64,7 +64,7 @@
                   <pic:spPr>
                     <a:xfrm>
                       <a:off x="0" y="0"/>
-                      <a:ext cx="5760720" cy="3260568"/>
+                      <a:ext cx="6035040" cy="2293107"/>
                     </a:xfrm>
                     <a:prstGeom prst="rect"/>
                   </pic:spPr>
@@ -84,7 +84,7 @@
           <w:i/>
           <w:sz w:val="17"/>
         </w:rPr>
-        <w:t>The SAGIP unit at the creek bank (schematic).</w:t>
+        <w:t>Cutaway of the SAGIP unit at the creek bank, with the electronics box opened (schematic).</w:t>
       </w:r>
     </w:p>
     <w:p>
@@ -113,7 +113,7 @@
         <w:t xml:space="preserve">Hyacinth: </w:t>
       </w:r>
       <w:r>
-        <w:t>water hyacinth mats carried most of the floating plastic counted in a Saigon River study (Schreyers et al., 2021), so the boom needs a deflector and the arm must tell plastic from vegetation.</w:t>
+        <w:t>water hyacinth mats carried most of the floating plastic counted in a Saigon River study (Schreyers et al., 2021), so the boom has a deflector and mats go to Bin B.</w:t>
       </w:r>
     </w:p>
     <w:p>
@@ -128,7 +128,7 @@
         <w:t xml:space="preserve">Rain pulses: </w:t>
       </w:r>
       <w:r>
-        <w:t>debris release in Greater Jakarta rose in the rainy season (Cordova &amp; Nurhati, 2019), so the device logs every item with time and water level and we compare counts with rainfall.</w:t>
+        <w:t>debris release in Greater Jakarta rose in the rainy season (Cordova &amp; Nurhati, 2019), so the device logs every item with time and water level.</w:t>
       </w:r>
     </w:p>
     <w:p>
@@ -143,7 +143,22 @@
         <w:t xml:space="preserve">On-chip AI: </w:t>
       </w:r>
       <w:r>
-        <w:t>INT8 quantization shrinks a model about fourfold (Jacob et al., 2018) and TensorFlow Lite for Microcontrollers runs it on an ESP32-S3 (David et al., 2021), so no internet is needed.</w:t>
+        <w:t>INT8 quantization shrinks a model about fourfold (Jacob et al., 2018) and TensorFlow Lite for Microcontrollers runs it on an ESP32-S3 (David et al., 2021).</w:t>
+      </w:r>
+    </w:p>
+    <w:p>
+      <w:pPr>
+        <w:pStyle w:val="ListBullet"/>
+        <w:spacing w:after="20"/>
+      </w:pPr>
+      <w:r>
+        <w:rPr>
+          <w:b/>
+        </w:rPr>
+        <w:t xml:space="preserve">Bank-mounted: </w:t>
+      </w:r>
+      <w:r>
+        <w:t>electronics stay above the flood mark, students stay out of the water, and no hull is needed. Only the boom and the ramp foot float.</w:t>
       </w:r>
     </w:p>
     <w:p>
@@ -169,10 +184,25 @@
         <w:rPr>
           <w:b/>
         </w:rPr>
-        <w:t xml:space="preserve">Trap: </w:t>
+        <w:t xml:space="preserve">Catch: </w:t>
       </w:r>
       <w:r>
-        <w:t>a boom of reused PET bottles and bamboo guides surface plastic to a bar screen at the foot of a ramp. A wide-gapped deflector upstream lets hyacinth mats pass.</w:t>
+        <w:t>a boom of reused PET bottles with a net skirt guides plastic to the bank. A wide-gapped deflector upstream lets hyacinth mats pass.</w:t>
+      </w:r>
+    </w:p>
+    <w:p>
+      <w:pPr>
+        <w:pStyle w:val="ListBullet"/>
+        <w:spacing w:after="20"/>
+      </w:pPr>
+      <w:r>
+        <w:rPr>
+          <w:b/>
+        </w:rPr>
+        <w:t xml:space="preserve">Filter: </w:t>
+      </w:r>
+      <w:r>
+        <w:t>coarse bars, then a fine mesh basket, both sloped to shed leaves and mud. The ramp foot is hinged on bottle floats and follows the water level.</w:t>
       </w:r>
     </w:p>
     <w:p>
@@ -187,7 +217,7 @@
         <w:t xml:space="preserve">Lift: </w:t>
       </w:r>
       <w:r>
-        <w:t>a geared DC motor, mounted above the flood line, turns a rake arm that sweeps debris into a covered bin in short bursts, only when the camera sees plastic and not vegetation.</w:t>
+        <w:t>a worm-gear motor above the flood mark turns a short rake arm in bursts. A shear pin protects the gearbox.</w:t>
       </w:r>
     </w:p>
     <w:p>
@@ -199,10 +229,10 @@
         <w:rPr>
           <w:b/>
         </w:rPr>
-        <w:t xml:space="preserve">Protect: </w:t>
+        <w:t xml:space="preserve">Protect and adapt: </w:t>
       </w:r>
       <w:r>
-        <w:t>a shear pin protects the gearbox. Current and Hall sensing stop jams and slipping, with at most three retries and a driver that defaults to off.</w:t>
+        <w:t>the chip reads motor current. It slows the motor under heavy load and speeds it up under light load. A jam triggers a short reverse, up to three retries, then a lockout and an alert. The driver defaults to off.</w:t>
       </w:r>
     </w:p>
     <w:p>
@@ -214,10 +244,10 @@
         <w:rPr>
           <w:b/>
         </w:rPr>
-        <w:t xml:space="preserve">Count: </w:t>
+        <w:t xml:space="preserve">Count and sort: </w:t>
       </w:r>
       <w:r>
-        <w:t>an ESP32-S3 camera looks down at the water only. An INT8 model classifies each item on the chip, and every week students hand-count the bin to check it.</w:t>
+        <w:t>a hooded, LED-lit camera looks at a landing plate. The CNN names the item. A servo gate drops plastic into Bin A and plants or unsure items into Bin B. Every week students hand-count both bins to check it.</w:t>
       </w:r>
     </w:p>
     <w:p>
@@ -232,7 +262,7 @@
         <w:t xml:space="preserve">Report: </w:t>
       </w:r>
       <w:r>
-        <w:t>an offline Wi-Fi page gives the weekly report and an anonymized open dataset. Counts are plotted against rainfall to see whether plastic arrives in pulses.</w:t>
+        <w:t>an offline Wi-Fi page gives the weekly report and an anonymized open dataset, with time from a clock module. Counts are plotted against rainfall.</w:t>
       </w:r>
     </w:p>
     <w:p>
@@ -247,7 +277,7 @@
         <w:t xml:space="preserve">Warn (secondary): </w:t>
       </w:r>
       <w:r>
-        <w:t>an ultrasonic sensor reads the water level against a painted gauge and alerts before a channel blocks.</w:t>
+        <w:t>an ultrasonic sensor reads the water level against a painted staff gauge and alerts before a channel blocks.</w:t>
       </w:r>
     </w:p>
     <w:p>
@@ -266,57 +296,6 @@
     </w:p>
     <w:p>
       <w:pPr>
-        <w:jc w:val="center"/>
-      </w:pPr>
-      <w:r>
-        <w:drawing>
-          <wp:inline xmlns:a="http://schemas.openxmlformats.org/drawingml/2006/main" xmlns:pic="http://schemas.openxmlformats.org/drawingml/2006/picture">
-            <wp:extent cx="5486400" cy="2386584"/>
-            <wp:docPr id="2" name="Picture 2"/>
-            <wp:cNvGraphicFramePr>
-              <a:graphicFrameLocks noChangeAspect="1"/>
-            </wp:cNvGraphicFramePr>
-            <a:graphic>
-              <a:graphicData uri="http://schemas.openxmlformats.org/drawingml/2006/picture">
-                <pic:pic>
-                  <pic:nvPicPr>
-                    <pic:cNvPr id="0" name="fig_box.png"/>
-                    <pic:cNvPicPr/>
-                  </pic:nvPicPr>
-                  <pic:blipFill>
-                    <a:blip r:embed="rId12"/>
-                    <a:stretch>
-                      <a:fillRect/>
-                    </a:stretch>
-                  </pic:blipFill>
-                  <pic:spPr>
-                    <a:xfrm>
-                      <a:off x="0" y="0"/>
-                      <a:ext cx="5486400" cy="2386584"/>
-                    </a:xfrm>
-                    <a:prstGeom prst="rect"/>
-                  </pic:spPr>
-                </pic:pic>
-              </a:graphicData>
-            </a:graphic>
-          </wp:inline>
-        </w:drawing>
-      </w:r>
-    </w:p>
-    <w:p>
-      <w:pPr>
-        <w:jc w:val="center"/>
-      </w:pPr>
-      <w:r>
-        <w:rPr>
-          <w:i/>
-          <w:sz w:val="17"/>
-        </w:rPr>
-        <w:t>Electronics box, cover off (schematic).</w:t>
-      </w:r>
-    </w:p>
-    <w:p>
-      <w:pPr>
         <w:pStyle w:val="ListBullet"/>
         <w:spacing w:after="20"/>
       </w:pPr>
@@ -327,7 +306,7 @@
         <w:t xml:space="preserve">Brain: </w:t>
       </w:r>
       <w:r>
-        <w:t>ESP32-S3 camera board with PSRAM.</w:t>
+        <w:t>ESP32-S3 camera board with PSRAM, microSD card and clock module.</w:t>
       </w:r>
     </w:p>
     <w:p>
@@ -342,7 +321,7 @@
         <w:t xml:space="preserve">Power: </w:t>
       </w:r>
       <w:r>
-        <w:t>a 6 to 10 W solar panel, a charge controller and two 18650 cells (about 18 Wh), with a fuse and master switch. Electronics draw about 6 Wh a day as a planning figure.</w:t>
+        <w:t>a 6 W solar panel, a charge controller and two 18650 cells (about 18 Wh), with a fuse and master switch. The camera runs only when an item is present. Planning figures: about 6 Wh a day used and about 11 Wh a day produced.</w:t>
       </w:r>
     </w:p>
     <w:p>
@@ -539,7 +518,7 @@
               <w:rPr>
                 <w:sz w:val="19"/>
               </w:rPr>
-              <w:t>200</w:t>
+              <w:t>150</w:t>
             </w:r>
           </w:p>
         </w:tc>
@@ -557,7 +536,58 @@
               <w:rPr>
                 <w:sz w:val="19"/>
               </w:rPr>
-              <w:t>Sealed enclosure, glands, desiccant</w:t>
+              <w:t>Clock module</w:t>
+            </w:r>
+          </w:p>
+        </w:tc>
+        <w:tc>
+          <w:tcPr>
+            <w:tcW w:type="dxa" w:w="1152"/>
+          </w:tcPr>
+          <w:p>
+            <w:pPr>
+              <w:spacing w:after="20" w:before="20"/>
+            </w:pPr>
+            <w:r>
+              <w:rPr>
+                <w:sz w:val="19"/>
+              </w:rPr>
+              <w:t>1</w:t>
+            </w:r>
+          </w:p>
+        </w:tc>
+        <w:tc>
+          <w:tcPr>
+            <w:tcW w:type="dxa" w:w="1728"/>
+          </w:tcPr>
+          <w:p>
+            <w:pPr>
+              <w:spacing w:after="20" w:before="20"/>
+              <w:jc w:val="right"/>
+            </w:pPr>
+            <w:r>
+              <w:rPr>
+                <w:sz w:val="19"/>
+              </w:rPr>
+              <w:t>100</w:t>
+            </w:r>
+          </w:p>
+        </w:tc>
+      </w:tr>
+      <w:tr>
+        <w:tc>
+          <w:tcPr>
+            <w:tcW w:type="dxa" w:w="6336"/>
+          </w:tcPr>
+          <w:p>
+            <w:pPr>
+              <w:spacing w:after="20" w:before="20"/>
+            </w:pPr>
+            <w:r>
+              <w:rPr>
+                <w:sz w:val="19"/>
+              </w:rPr>
+              <w:t>Sealed enclosure, glands, desiccant, light hood</w:t>
             </w:r>
           </w:p>
         </w:tc>
@@ -659,7 +689,7 @@
               <w:rPr>
                 <w:sz w:val="19"/>
               </w:rPr>
-              <w:t>Solar panel (about 6 to 10 W)</w:t>
+              <w:t>6 W solar panel</w:t>
             </w:r>
           </w:p>
         </w:tc>
@@ -692,7 +722,7 @@
               <w:rPr>
                 <w:sz w:val="19"/>
               </w:rPr>
-              <w:t>600</w:t>
+              <w:t>500</w:t>
             </w:r>
           </w:p>
         </w:tc>
@@ -794,7 +824,7 @@
               <w:rPr>
                 <w:sz w:val="19"/>
               </w:rPr>
-              <w:t>450</w:t>
+              <w:t>400</w:t>
             </w:r>
           </w:p>
         </w:tc>
@@ -845,7 +875,7 @@
               <w:rPr>
                 <w:sz w:val="19"/>
               </w:rPr>
-              <w:t>350</w:t>
+              <w:t>300</w:t>
             </w:r>
           </w:p>
         </w:tc>
@@ -863,7 +893,7 @@
               <w:rPr>
                 <w:sz w:val="19"/>
               </w:rPr>
-              <w:t>Bin (reused) and painted staff gauge</w:t>
+              <w:t>Two reused bins and painted staff gauge</w:t>
             </w:r>
           </w:p>
         </w:tc>
@@ -879,7 +909,7 @@
               <w:rPr>
                 <w:sz w:val="19"/>
               </w:rPr>
-              <w:t>1</w:t>
+              <w:t>1 set</w:t>
             </w:r>
           </w:p>
         </w:tc>
@@ -965,7 +995,7 @@
               <w:rPr>
                 <w:sz w:val="19"/>
               </w:rPr>
-              <w:t>Small geared DC motor (6 to 7.4 V)</w:t>
+              <w:t>Worm-gear DC motor (6 to 7.4 V)</w:t>
             </w:r>
           </w:p>
         </w:tc>
@@ -998,7 +1028,7 @@
               <w:rPr>
                 <w:sz w:val="19"/>
               </w:rPr>
-              <w:t>500</w:t>
+              <w:t>450</w:t>
             </w:r>
           </w:p>
         </w:tc>
@@ -1067,7 +1097,7 @@
               <w:rPr>
                 <w:sz w:val="19"/>
               </w:rPr>
-              <w:t>Current and motion sensing</w:t>
+              <w:t>Current and Hall sensing</w:t>
             </w:r>
           </w:p>
         </w:tc>
@@ -1118,7 +1148,58 @@
               <w:rPr>
                 <w:sz w:val="19"/>
               </w:rPr>
-              <w:t>Ramp, rake arm, shaft, bar screen, spare shear pins</w:t>
+              <w:t>Servo with metal gears (sorter gate)</w:t>
+            </w:r>
+          </w:p>
+        </w:tc>
+        <w:tc>
+          <w:tcPr>
+            <w:tcW w:type="dxa" w:w="1152"/>
+          </w:tcPr>
+          <w:p>
+            <w:pPr>
+              <w:spacing w:after="20" w:before="20"/>
+            </w:pPr>
+            <w:r>
+              <w:rPr>
+                <w:sz w:val="19"/>
+              </w:rPr>
+              <w:t>1</w:t>
+            </w:r>
+          </w:p>
+        </w:tc>
+        <w:tc>
+          <w:tcPr>
+            <w:tcW w:type="dxa" w:w="1728"/>
+          </w:tcPr>
+          <w:p>
+            <w:pPr>
+              <w:spacing w:after="20" w:before="20"/>
+              <w:jc w:val="right"/>
+            </w:pPr>
+            <w:r>
+              <w:rPr>
+                <w:sz w:val="19"/>
+              </w:rPr>
+              <w:t>200</w:t>
+            </w:r>
+          </w:p>
+        </w:tc>
+      </w:tr>
+      <w:tr>
+        <w:tc>
+          <w:tcPr>
+            <w:tcW w:type="dxa" w:w="6336"/>
+          </w:tcPr>
+          <w:p>
+            <w:pPr>
+              <w:spacing w:after="20" w:before="20"/>
+            </w:pPr>
+            <w:r>
+              <w:rPr>
+                <w:sz w:val="19"/>
+              </w:rPr>
+              <w:t>Ramp with hinged float foot, rake arm, coarse bars, fine mesh, shear pins</w:t>
             </w:r>
           </w:p>
         </w:tc>
@@ -1151,7 +1232,7 @@
               <w:rPr>
                 <w:sz w:val="19"/>
               </w:rPr>
-              <w:t>150</w:t>
+              <w:t>350</w:t>
             </w:r>
           </w:p>
         </w:tc>
@@ -1198,7 +1279,7 @@
                 <w:b/>
                 <w:sz w:val="19"/>
               </w:rPr>
-              <w:t>5,650</w:t>
+              <w:t>5,850</w:t>
             </w:r>
           </w:p>
         </w:tc>
@@ -1245,7 +1326,7 @@
                 <w:b/>
                 <w:sz w:val="19"/>
               </w:rPr>
-              <w:t>350</w:t>
+              <w:t>150</w:t>
             </w:r>
           </w:p>
         </w:tc>
@@ -1302,6 +1383,11 @@
       <w:pPr>
         <w:spacing w:after="0"/>
       </w:pPr>
+    </w:p>
+    <w:p>
+      <w:r>
+        <w:t>Materials: reused bottles and bamboo for floats, PVC or plastic stock for the ramp and arm, stainless fasteners, UV-stable rope and an IP65 box. These are pilot-grade and should last months. Upgrades: HDPE floats and stainless mesh. We will ask the barangay for posts, rope and bins in kind.</w:t>
+      </w:r>
     </w:p>
     <w:p>
       <w:r>
@@ -1405,6 +1491,41 @@
               <w:rPr>
                 <w:sz w:val="19"/>
               </w:rPr>
+              <w:t>Fully floating platform with pontoons and mooring</w:t>
+            </w:r>
+          </w:p>
+        </w:tc>
+        <w:tc>
+          <w:tcPr>
+            <w:tcW w:type="dxa" w:w="2880"/>
+          </w:tcPr>
+          <w:p>
+            <w:pPr>
+              <w:spacing w:after="20" w:before="20"/>
+              <w:jc w:val="right"/>
+            </w:pPr>
+            <w:r>
+              <w:rPr>
+                <w:sz w:val="19"/>
+              </w:rPr>
+              <w:t>+3,000 to 6,000 (unconfirmed)</w:t>
+            </w:r>
+          </w:p>
+        </w:tc>
+      </w:tr>
+      <w:tr>
+        <w:tc>
+          <w:tcPr>
+            <w:tcW w:type="dxa" w:w="6336"/>
+          </w:tcPr>
+          <w:p>
+            <w:pPr>
+              <w:spacing w:after="20" w:before="20"/>
+            </w:pPr>
+            <w:r>
+              <w:rPr>
+                <w:sz w:val="19"/>
+              </w:rPr>
               <w:t>Second camera angle</w:t>
             </w:r>
           </w:p>
@@ -1470,7 +1591,7 @@
     </w:p>
     <w:p>
       <w:r>
-        <w:t>Tools to borrow: soldering iron, multimeter or USB power meter, drill, saw, pliers.</w:t>
+        <w:t>Tools to borrow: soldering iron, multimeter or USB power meter, drill, saw, pliers, kitchen scale.</w:t>
       </w:r>
     </w:p>
     <w:p>
@@ -1489,33 +1610,15 @@
     </w:p>
     <w:p>
       <w:r>
-        <w:t xml:space="preserve">Capture: we aim to lift at least </w:t>
-      </w:r>
-      <w:r>
-        <w:rPr>
-          <w:highlight w:val="yellow"/>
-        </w:rPr>
-        <w:t>[TARGET]</w:t>
-      </w:r>
-      <w:r>
-        <w:t xml:space="preserve"> kg of floating debris in 8 weeks and capture at least </w:t>
-      </w:r>
-      <w:r>
-        <w:rPr>
-          <w:highlight w:val="yellow"/>
-        </w:rPr>
-        <w:t>[X]</w:t>
-      </w:r>
-      <w:r>
-        <w:t>% of what reaches the boom. Counting: weekly device counts within 15% of a trained hand audit, and at least 85% precision and recall on photographs from unseen places.</w:t>
+        <w:t>Capture: we aim to capture at least 50% of the floating debris that reaches the boom against a baseline week, lift at least 20 kg in 8 weeks and log at least 1,000 classified items. Counting: weekly device counts within 15% of a trained hand audit, and at least 85% precision and recall on photographs from unseen places.</w:t>
       </w:r>
     </w:p>
     <w:p>
       <w:r>
         <w:rPr>
-          <w:b/>
+          <w:sz w:val="20"/>
         </w:rPr>
-        <w:t>Measurement details: Capture rate is kilograms lifted divided by kilograms lifted plus kilograms that pass the boom, estimated by downstream hand-net sampling. A baseline week before installation records the hand-net count, hyacinth cover and flow. The hand audit uses the same categories as NGO brand audits. If the arm cannot lift on solar power alone, the passive boom and bin continue and the camera still counts.</w:t>
+        <w:t>Measurement details: Capture rate is kilograms lifted divided by kilograms lifted plus kilograms that pass the boom, estimated by downstream hand-net sampling. A baseline week before installation records the hand-net count, hyacinth cover and flow. The hand audit uses the same categories as NGO brand audits. If the arm cannot lift on solar power alone, the passive boom and bins continue and the camera still counts. Limits: people must still empty both bins weekly, clear the screen after storms, wipe the lens and check the battery. We will log those hours.</w:t>
       </w:r>
     </w:p>
     <w:p>
@@ -1534,7 +1637,7 @@
     </w:p>
     <w:p>
       <w:r>
-        <w:t>Oct 28 to Nov 2: site visit, barangay letter, photographs and labels, bench power test. Nov 3 to 20: Stage 1 bench build with the model on the ESP32-S3, and a baseline week at the creek. Stage 2 passive trap, then Stage 3 arm and sensor after a wet bench test with hyacinth, silt and a little cooking oil. Pilot December to February: weekly emptying, hand count and report to the barangay.</w:t>
+        <w:t>Oct 30 to Nov 2: site visit, barangay letter, photographs and labels, bench power test. Nov 3 to 20: Stage 1 bench build with the CNN on the ESP32-S3, and a baseline week at the creek. Stage 2 passive trap, then Stage 3 arm and sorter after a wet bench test with hyacinth, silt and a little cooking oil. Pilot December to February: weekly emptying, hand count and report to the barangay.</w:t>
       </w:r>
     </w:p>
     <w:p>

--- a/sft_entry/SAGIP_SFT2026_Prototype_Design.docx
+++ b/sft_entry/SAGIP_SFT2026_Prototype_Design.docx
@@ -128,7 +128,7 @@
         <w:t xml:space="preserve">Rain pulses: </w:t>
       </w:r>
       <w:r>
-        <w:t>debris release in Greater Jakarta rose in the rainy season (Cordova &amp; Nurhati, 2019), so the device logs every item with time and water level.</w:t>
+        <w:t>floating plastic transport rose up to six times at peak river flow (van Emmerik et al., 2022), so the device logs every item with time and water level.</w:t>
       </w:r>
     </w:p>
     <w:p>
@@ -143,7 +143,7 @@
         <w:t xml:space="preserve">On-chip AI: </w:t>
       </w:r>
       <w:r>
-        <w:t>INT8 quantization shrinks a model about fourfold (Jacob et al., 2018) and TensorFlow Lite for Microcontrollers runs it on an ESP32-S3 (David et al., 2021).</w:t>
+        <w:t>INT8 quantization shrinks a model about fourfold (Gholami et al., 2021) and TensorFlow Lite for Microcontrollers runs it on an ESP32-S3 (David et al., 2021).</w:t>
       </w:r>
     </w:p>
     <w:p>
@@ -158,7 +158,7 @@
         <w:t xml:space="preserve">Bank-mounted: </w:t>
       </w:r>
       <w:r>
-        <w:t>electronics stay above the flood mark, students stay out of the water, and no hull is needed. Only the boom and the ramp foot float.</w:t>
+        <w:t>electronics stay above the flood mark, students stay out of the water, and no hull is needed. Only the boom and the ramp foot float, so the unit is a hybrid.</w:t>
       </w:r>
     </w:p>
     <w:p>
@@ -202,7 +202,7 @@
         <w:t xml:space="preserve">Filter: </w:t>
       </w:r>
       <w:r>
-        <w:t>coarse bars, then a fine mesh basket, both sloped to shed leaves and mud. The ramp foot is hinged on bottle floats and follows the water level.</w:t>
+        <w:t>coarse bars, then a fine mesh basket, both sloped to shed leaves and mud. The ramp foot is hinged on bottle floats and joins the fixed ramp through a flexible chute, so it follows the water level.</w:t>
       </w:r>
     </w:p>
     <w:p>
@@ -1199,7 +1199,7 @@
               <w:rPr>
                 <w:sz w:val="19"/>
               </w:rPr>
-              <w:t>Ramp with hinged float foot, rake arm, coarse bars, fine mesh, shear pins</w:t>
+              <w:t>Ramp, rake arm, coarse bars, fine mesh, shear pins</w:t>
             </w:r>
           </w:p>
         </w:tc>
@@ -1248,6 +1248,57 @@
             </w:pPr>
             <w:r>
               <w:rPr>
+                <w:sz w:val="19"/>
+              </w:rPr>
+              <w:t>Hinged float foot: bottle floats, hinges, stainless hardware, flexible chute</w:t>
+            </w:r>
+          </w:p>
+        </w:tc>
+        <w:tc>
+          <w:tcPr>
+            <w:tcW w:type="dxa" w:w="1152"/>
+          </w:tcPr>
+          <w:p>
+            <w:pPr>
+              <w:spacing w:after="20" w:before="20"/>
+            </w:pPr>
+            <w:r>
+              <w:rPr>
+                <w:sz w:val="19"/>
+              </w:rPr>
+              <w:t>1 set</w:t>
+            </w:r>
+          </w:p>
+        </w:tc>
+        <w:tc>
+          <w:tcPr>
+            <w:tcW w:type="dxa" w:w="1728"/>
+          </w:tcPr>
+          <w:p>
+            <w:pPr>
+              <w:spacing w:after="20" w:before="20"/>
+              <w:jc w:val="right"/>
+            </w:pPr>
+            <w:r>
+              <w:rPr>
+                <w:sz w:val="19"/>
+              </w:rPr>
+              <w:t>600</w:t>
+            </w:r>
+          </w:p>
+        </w:tc>
+      </w:tr>
+      <w:tr>
+        <w:tc>
+          <w:tcPr>
+            <w:tcW w:type="dxa" w:w="6336"/>
+          </w:tcPr>
+          <w:p>
+            <w:pPr>
+              <w:spacing w:after="20" w:before="20"/>
+            </w:pPr>
+            <w:r>
+              <w:rPr>
                 <w:b/>
                 <w:sz w:val="19"/>
               </w:rPr>
@@ -1279,7 +1330,7 @@
                 <w:b/>
                 <w:sz w:val="19"/>
               </w:rPr>
-              <w:t>5,850</w:t>
+              <w:t>6,450</w:t>
             </w:r>
           </w:p>
         </w:tc>
@@ -1326,7 +1377,7 @@
                 <w:b/>
                 <w:sz w:val="19"/>
               </w:rPr>
-              <w:t>150</w:t>
+              <w:t>350</w:t>
             </w:r>
           </w:p>
         </w:tc>
@@ -1373,7 +1424,7 @@
                 <w:b/>
                 <w:sz w:val="19"/>
               </w:rPr>
-              <w:t>6,000</w:t>
+              <w:t>6,800</w:t>
             </w:r>
           </w:p>
         </w:tc>
@@ -1508,7 +1559,7 @@
               <w:rPr>
                 <w:sz w:val="19"/>
               </w:rPr>
-              <w:t>+3,000 to 6,000 (unconfirmed)</w:t>
+              <w:t>+3,000 to 6,800 (unconfirmed)</w:t>
             </w:r>
           </w:p>
         </w:tc>
@@ -1645,7 +1696,7 @@
         <w:rPr>
           <w:sz w:val="18"/>
         </w:rPr>
-        <w:t>Sources: Cordova &amp; Nurhati (2019), Scientific Reports 9, 18730. David et al. (2021), Proceedings of Machine Learning and Systems 3. Jacob et al. (2018), CVPR. Schreyers et al. (2021), Frontiers in Environmental Science 9, 686334. Full list in the written entry.</w:t>
+        <w:t>Sources: David et al. (2021), Proceedings of Machine Learning and Systems 3. Gholami et al. (2021), arXiv:2103.13630. Schreyers et al. (2021), Frontiers in Environmental Science 9, 686334. van Emmerik et al. (2022), Earth's Future 10, e2022EF002811. Full list in the written entry.</w:t>
       </w:r>
     </w:p>
     <w:sectPr>

--- a/sft_entry/SAGIP_SFT2026_Prototype_Design.docx
+++ b/sft_entry/SAGIP_SFT2026_Prototype_Design.docx
@@ -9,7 +9,7 @@
           <w:color w:val="0B5D8F"/>
           <w:sz w:val="34"/>
         </w:rPr>
-        <w:t>SAGIP: Solar-Powered Estero Guardian with On-Chip AI (Prototype Design)</w:t>
+        <w:t>SAGIP: Floating Solar-Powered Estero Guardian with On-Chip AI (Prototype Design)</w:t>
       </w:r>
     </w:p>
     <w:p>
@@ -33,7 +33,7 @@
     </w:p>
     <w:p>
       <w:r>
-        <w:t>One solar-powered unit on a creek bank. A floating boom and a filter catch plastic, a small arm lifts it up a ramp, a camera on a post names each item with a 2D convolutional neural network (CNN) on the chip, and a servo gate sorts it into two bins. A weekly offline report goes to the barangay. The same chip also watches the water level for blockages.</w:t>
+        <w:t>One floating, moored, solar-powered raft in the estero. A boom and a filter catch plastic, a small arm lifts it up a ramp, a camera on a mast names each item with a 2D convolutional neural network (CNN) on the chip, and a servo gate sorts it into two bins. A weekly offline report goes to the barangay. The same chip also watches the water level for blockages.</w:t>
       </w:r>
     </w:p>
     <w:p>
@@ -84,7 +84,7 @@
           <w:i/>
           <w:sz w:val="17"/>
         </w:rPr>
-        <w:t>Cutaway of the SAGIP unit at the creek bank, with the electronics box opened (schematic).</w:t>
+        <w:t>Cutaway of the floating SAGIP unit, with the electronics box opened (schematic).</w:t>
       </w:r>
     </w:p>
     <w:p>
@@ -155,10 +155,10 @@
         <w:rPr>
           <w:b/>
         </w:rPr>
-        <w:t xml:space="preserve">Bank-mounted: </w:t>
+        <w:t xml:space="preserve">Floating: </w:t>
       </w:r>
       <w:r>
-        <w:t>electronics stay above the flood mark, students stay out of the water, and no hull is needed. Only the boom and the ramp foot float, so the unit is a hybrid.</w:t>
+        <w:t>the raft rides the water level on its mooring lines, so the intake always sits at the surface. A haul line lets adults pull it ashore to empty the bins and to shelter from storms. It takes one side of the channel only.</w:t>
       </w:r>
     </w:p>
     <w:p>
@@ -187,7 +187,7 @@
         <w:t xml:space="preserve">Catch: </w:t>
       </w:r>
       <w:r>
-        <w:t>a boom of reused PET bottles with a net skirt guides plastic to the bank. A wide-gapped deflector upstream lets hyacinth mats pass.</w:t>
+        <w:t>a boom of reused PET bottles with a net skirt guides plastic to the raft's bow. A wide-gapped deflector upstream lets hyacinth mats pass.</w:t>
       </w:r>
     </w:p>
     <w:p>
@@ -202,7 +202,7 @@
         <w:t xml:space="preserve">Filter: </w:t>
       </w:r>
       <w:r>
-        <w:t>coarse bars, then a fine mesh basket, both sloped to shed leaves and mud. The ramp foot is hinged on bottle floats and joins the fixed ramp through a flexible chute, so it follows the water level.</w:t>
+        <w:t>coarse bars, then a fine mesh basket at the bow, both sloped to shed leaves and mud.</w:t>
       </w:r>
     </w:p>
     <w:p>
@@ -217,7 +217,7 @@
         <w:t xml:space="preserve">Lift: </w:t>
       </w:r>
       <w:r>
-        <w:t>a worm-gear motor above the flood mark turns a short rake arm in bursts. A shear pin protects the gearbox.</w:t>
+        <w:t>a worm-gear motor on the deck turns a short rake arm in bursts. A shear pin protects the gearbox.</w:t>
       </w:r>
     </w:p>
     <w:p>
@@ -321,7 +321,7 @@
         <w:t xml:space="preserve">Power: </w:t>
       </w:r>
       <w:r>
-        <w:t>a 6 W solar panel, a charge controller and two 18650 cells (about 18 Wh), with a fuse and master switch. The camera runs only when an item is present. Planning figures: about 6 Wh a day used and about 11 Wh a day produced.</w:t>
+        <w:t>a 10 W solar panel, a charge controller and two 18650 cells (about 18 Wh), with a fuse and master switch. The camera runs only when an item is present. Planning figures: about 6 Wh a day used and about 18 Wh a day produced.</w:t>
       </w:r>
     </w:p>
     <w:p>
@@ -336,7 +336,7 @@
         <w:t xml:space="preserve">Safety: </w:t>
       </w:r>
       <w:r>
-        <w:t>low-voltage wiring in a sealed box with desiccant, a guarded arm with a stop switch and lockout, a motor driver that is off by default, and no student in the water.</w:t>
+        <w:t>low-voltage wiring in a sealed box with desiccant, a guarded arm with a stop switch and lockout, a motor driver that is off by default, and no student on the raft or in the water.</w:t>
       </w:r>
     </w:p>
     <w:p>
@@ -689,7 +689,7 @@
               <w:rPr>
                 <w:sz w:val="19"/>
               </w:rPr>
-              <w:t>6 W solar panel</w:t>
+              <w:t>10 W solar panel</w:t>
             </w:r>
           </w:p>
         </w:tc>
@@ -722,7 +722,7 @@
               <w:rPr>
                 <w:sz w:val="19"/>
               </w:rPr>
-              <w:t>500</w:t>
+              <w:t>800</w:t>
             </w:r>
           </w:p>
         </w:tc>
@@ -773,7 +773,7 @@
               <w:rPr>
                 <w:sz w:val="19"/>
               </w:rPr>
-              <w:t>700</w:t>
+              <w:t>600</w:t>
             </w:r>
           </w:p>
         </w:tc>
@@ -791,7 +791,7 @@
               <w:rPr>
                 <w:sz w:val="19"/>
               </w:rPr>
-              <w:t>Rope, net, zip ties (bottles and bamboo reused)</w:t>
+              <w:t>Wiring, fuse, switch, connectors</w:t>
             </w:r>
           </w:p>
         </w:tc>
@@ -824,58 +824,7 @@
               <w:rPr>
                 <w:sz w:val="19"/>
               </w:rPr>
-              <w:t>400</w:t>
-            </w:r>
-          </w:p>
-        </w:tc>
-      </w:tr>
-      <w:tr>
-        <w:tc>
-          <w:tcPr>
-            <w:tcW w:type="dxa" w:w="6336"/>
-          </w:tcPr>
-          <w:p>
-            <w:pPr>
-              <w:spacing w:after="20" w:before="20"/>
-            </w:pPr>
-            <w:r>
-              <w:rPr>
-                <w:sz w:val="19"/>
-              </w:rPr>
-              <w:t>Anchor, post, clamps, concrete</w:t>
-            </w:r>
-          </w:p>
-        </w:tc>
-        <w:tc>
-          <w:tcPr>
-            <w:tcW w:type="dxa" w:w="1152"/>
-          </w:tcPr>
-          <w:p>
-            <w:pPr>
-              <w:spacing w:after="20" w:before="20"/>
-            </w:pPr>
-            <w:r>
-              <w:rPr>
-                <w:sz w:val="19"/>
-              </w:rPr>
-              <w:t>1 set</w:t>
-            </w:r>
-          </w:p>
-        </w:tc>
-        <w:tc>
-          <w:tcPr>
-            <w:tcW w:type="dxa" w:w="1728"/>
-          </w:tcPr>
-          <w:p>
-            <w:pPr>
-              <w:spacing w:after="20" w:before="20"/>
-              <w:jc w:val="right"/>
-            </w:pPr>
-            <w:r>
-              <w:rPr>
-                <w:sz w:val="19"/>
-              </w:rPr>
-              <w:t>300</w:t>
+              <w:t>250</w:t>
             </w:r>
           </w:p>
         </w:tc>
@@ -944,7 +893,7 @@
               <w:rPr>
                 <w:sz w:val="19"/>
               </w:rPr>
-              <w:t>Wiring, fuse, switch, connectors</w:t>
+              <w:t>Worm-gear DC motor, motor driver</w:t>
             </w:r>
           </w:p>
         </w:tc>
@@ -960,7 +909,7 @@
               <w:rPr>
                 <w:sz w:val="19"/>
               </w:rPr>
-              <w:t>1 set</w:t>
+              <w:t>2</w:t>
             </w:r>
           </w:p>
         </w:tc>
@@ -977,109 +926,7 @@
               <w:rPr>
                 <w:sz w:val="19"/>
               </w:rPr>
-              <w:t>250</w:t>
-            </w:r>
-          </w:p>
-        </w:tc>
-      </w:tr>
-      <w:tr>
-        <w:tc>
-          <w:tcPr>
-            <w:tcW w:type="dxa" w:w="6336"/>
-          </w:tcPr>
-          <w:p>
-            <w:pPr>
-              <w:spacing w:after="20" w:before="20"/>
-            </w:pPr>
-            <w:r>
-              <w:rPr>
-                <w:sz w:val="19"/>
-              </w:rPr>
-              <w:t>Worm-gear DC motor (6 to 7.4 V)</w:t>
-            </w:r>
-          </w:p>
-        </w:tc>
-        <w:tc>
-          <w:tcPr>
-            <w:tcW w:type="dxa" w:w="1152"/>
-          </w:tcPr>
-          <w:p>
-            <w:pPr>
-              <w:spacing w:after="20" w:before="20"/>
-            </w:pPr>
-            <w:r>
-              <w:rPr>
-                <w:sz w:val="19"/>
-              </w:rPr>
-              <w:t>1</w:t>
-            </w:r>
-          </w:p>
-        </w:tc>
-        <w:tc>
-          <w:tcPr>
-            <w:tcW w:type="dxa" w:w="1728"/>
-          </w:tcPr>
-          <w:p>
-            <w:pPr>
-              <w:spacing w:after="20" w:before="20"/>
-              <w:jc w:val="right"/>
-            </w:pPr>
-            <w:r>
-              <w:rPr>
-                <w:sz w:val="19"/>
-              </w:rPr>
-              <w:t>450</w:t>
-            </w:r>
-          </w:p>
-        </w:tc>
-      </w:tr>
-      <w:tr>
-        <w:tc>
-          <w:tcPr>
-            <w:tcW w:type="dxa" w:w="6336"/>
-          </w:tcPr>
-          <w:p>
-            <w:pPr>
-              <w:spacing w:after="20" w:before="20"/>
-            </w:pPr>
-            <w:r>
-              <w:rPr>
-                <w:sz w:val="19"/>
-              </w:rPr>
-              <w:t>Motor driver</w:t>
-            </w:r>
-          </w:p>
-        </w:tc>
-        <w:tc>
-          <w:tcPr>
-            <w:tcW w:type="dxa" w:w="1152"/>
-          </w:tcPr>
-          <w:p>
-            <w:pPr>
-              <w:spacing w:after="20" w:before="20"/>
-            </w:pPr>
-            <w:r>
-              <w:rPr>
-                <w:sz w:val="19"/>
-              </w:rPr>
-              <w:t>1</w:t>
-            </w:r>
-          </w:p>
-        </w:tc>
-        <w:tc>
-          <w:tcPr>
-            <w:tcW w:type="dxa" w:w="1728"/>
-          </w:tcPr>
-          <w:p>
-            <w:pPr>
-              <w:spacing w:after="20" w:before="20"/>
-              <w:jc w:val="right"/>
-            </w:pPr>
-            <w:r>
-              <w:rPr>
-                <w:sz w:val="19"/>
-              </w:rPr>
-              <w:t>200</w:t>
+              <w:t>650</w:t>
             </w:r>
           </w:p>
         </w:tc>
@@ -1232,7 +1079,7 @@
               <w:rPr>
                 <w:sz w:val="19"/>
               </w:rPr>
-              <w:t>350</w:t>
+              <w:t>500</w:t>
             </w:r>
           </w:p>
         </w:tc>
@@ -1250,7 +1097,211 @@
               <w:rPr>
                 <w:sz w:val="19"/>
               </w:rPr>
-              <w:t>Hinged float foot: bottle floats, hinges, stainless hardware, flexible chute</w:t>
+              <w:t>Pontoons: four reused 200 L drums with sealed caps</w:t>
+            </w:r>
+          </w:p>
+        </w:tc>
+        <w:tc>
+          <w:tcPr>
+            <w:tcW w:type="dxa" w:w="1152"/>
+          </w:tcPr>
+          <w:p>
+            <w:pPr>
+              <w:spacing w:after="20" w:before="20"/>
+            </w:pPr>
+            <w:r>
+              <w:rPr>
+                <w:sz w:val="19"/>
+              </w:rPr>
+              <w:t>4</w:t>
+            </w:r>
+          </w:p>
+        </w:tc>
+        <w:tc>
+          <w:tcPr>
+            <w:tcW w:type="dxa" w:w="1728"/>
+          </w:tcPr>
+          <w:p>
+            <w:pPr>
+              <w:spacing w:after="20" w:before="20"/>
+              <w:jc w:val="right"/>
+            </w:pPr>
+            <w:r>
+              <w:rPr>
+                <w:sz w:val="19"/>
+              </w:rPr>
+              <w:t>2,000</w:t>
+            </w:r>
+          </w:p>
+        </w:tc>
+      </w:tr>
+      <w:tr>
+        <w:tc>
+          <w:tcPr>
+            <w:tcW w:type="dxa" w:w="6336"/>
+          </w:tcPr>
+          <w:p>
+            <w:pPr>
+              <w:spacing w:after="20" w:before="20"/>
+            </w:pPr>
+            <w:r>
+              <w:rPr>
+                <w:sz w:val="19"/>
+              </w:rPr>
+              <w:t>Deck frame and guard rails (marine plywood, aluminum angle or PVC)</w:t>
+            </w:r>
+          </w:p>
+        </w:tc>
+        <w:tc>
+          <w:tcPr>
+            <w:tcW w:type="dxa" w:w="1152"/>
+          </w:tcPr>
+          <w:p>
+            <w:pPr>
+              <w:spacing w:after="20" w:before="20"/>
+            </w:pPr>
+            <w:r>
+              <w:rPr>
+                <w:sz w:val="19"/>
+              </w:rPr>
+              <w:t>1 set</w:t>
+            </w:r>
+          </w:p>
+        </w:tc>
+        <w:tc>
+          <w:tcPr>
+            <w:tcW w:type="dxa" w:w="1728"/>
+          </w:tcPr>
+          <w:p>
+            <w:pPr>
+              <w:spacing w:after="20" w:before="20"/>
+              <w:jc w:val="right"/>
+            </w:pPr>
+            <w:r>
+              <w:rPr>
+                <w:sz w:val="19"/>
+              </w:rPr>
+              <w:t>1,900</w:t>
+            </w:r>
+          </w:p>
+        </w:tc>
+      </w:tr>
+      <w:tr>
+        <w:tc>
+          <w:tcPr>
+            <w:tcW w:type="dxa" w:w="6336"/>
+          </w:tcPr>
+          <w:p>
+            <w:pPr>
+              <w:spacing w:after="20" w:before="20"/>
+            </w:pPr>
+            <w:r>
+              <w:rPr>
+                <w:sz w:val="19"/>
+              </w:rPr>
+              <w:t>Boom arms, net skirt, bottle floats, rope</w:t>
+            </w:r>
+          </w:p>
+        </w:tc>
+        <w:tc>
+          <w:tcPr>
+            <w:tcW w:type="dxa" w:w="1152"/>
+          </w:tcPr>
+          <w:p>
+            <w:pPr>
+              <w:spacing w:after="20" w:before="20"/>
+            </w:pPr>
+            <w:r>
+              <w:rPr>
+                <w:sz w:val="19"/>
+              </w:rPr>
+              <w:t>1 set</w:t>
+            </w:r>
+          </w:p>
+        </w:tc>
+        <w:tc>
+          <w:tcPr>
+            <w:tcW w:type="dxa" w:w="1728"/>
+          </w:tcPr>
+          <w:p>
+            <w:pPr>
+              <w:spacing w:after="20" w:before="20"/>
+              <w:jc w:val="right"/>
+            </w:pPr>
+            <w:r>
+              <w:rPr>
+                <w:sz w:val="19"/>
+              </w:rPr>
+              <w:t>600</w:t>
+            </w:r>
+          </w:p>
+        </w:tc>
+      </w:tr>
+      <w:tr>
+        <w:tc>
+          <w:tcPr>
+            <w:tcW w:type="dxa" w:w="6336"/>
+          </w:tcPr>
+          <w:p>
+            <w:pPr>
+              <w:spacing w:after="20" w:before="20"/>
+            </w:pPr>
+            <w:r>
+              <w:rPr>
+                <w:sz w:val="19"/>
+              </w:rPr>
+              <w:t>Mooring: two anchors, swivels, rope, quick release, haul line, bank cleat</w:t>
+            </w:r>
+          </w:p>
+        </w:tc>
+        <w:tc>
+          <w:tcPr>
+            <w:tcW w:type="dxa" w:w="1152"/>
+          </w:tcPr>
+          <w:p>
+            <w:pPr>
+              <w:spacing w:after="20" w:before="20"/>
+            </w:pPr>
+            <w:r>
+              <w:rPr>
+                <w:sz w:val="19"/>
+              </w:rPr>
+              <w:t>1 set</w:t>
+            </w:r>
+          </w:p>
+        </w:tc>
+        <w:tc>
+          <w:tcPr>
+            <w:tcW w:type="dxa" w:w="1728"/>
+          </w:tcPr>
+          <w:p>
+            <w:pPr>
+              <w:spacing w:after="20" w:before="20"/>
+              <w:jc w:val="right"/>
+            </w:pPr>
+            <w:r>
+              <w:rPr>
+                <w:sz w:val="19"/>
+              </w:rPr>
+              <w:t>900</w:t>
+            </w:r>
+          </w:p>
+        </w:tc>
+      </w:tr>
+      <w:tr>
+        <w:tc>
+          <w:tcPr>
+            <w:tcW w:type="dxa" w:w="6336"/>
+          </w:tcPr>
+          <w:p>
+            <w:pPr>
+              <w:spacing w:after="20" w:before="20"/>
+            </w:pPr>
+            <w:r>
+              <w:rPr>
+                <w:sz w:val="19"/>
+              </w:rPr>
+              <w:t>Stainless hardware, sealant, waterproofing</w:t>
             </w:r>
           </w:p>
         </w:tc>
@@ -1330,7 +1381,7 @@
                 <w:b/>
                 <w:sz w:val="19"/>
               </w:rPr>
-              <w:t>6,450</w:t>
+              <w:t>11,500</w:t>
             </w:r>
           </w:p>
         </w:tc>
@@ -1377,7 +1428,7 @@
                 <w:b/>
                 <w:sz w:val="19"/>
               </w:rPr>
-              <w:t>350</w:t>
+              <w:t>500</w:t>
             </w:r>
           </w:p>
         </w:tc>
@@ -1424,7 +1475,7 @@
                 <w:b/>
                 <w:sz w:val="19"/>
               </w:rPr>
-              <w:t>6,800</w:t>
+              <w:t>12,000</w:t>
             </w:r>
           </w:p>
         </w:tc>
@@ -1437,7 +1488,7 @@
     </w:p>
     <w:p>
       <w:r>
-        <w:t>Materials: reused bottles and bamboo for floats, PVC or plastic stock for the ramp and arm, stainless fasteners, UV-stable rope and an IP65 box. These are pilot-grade and should last months. Upgrades: HDPE floats and stainless mesh. We will ask the barangay for posts, rope and bins in kind.</w:t>
+        <w:t>Materials: four sealed drums, a deck frame, PVC or plastic stock for the ramp and arm, stainless fasteners, UV-stable rope and an IP65 box. These are pilot-grade and should last months. Upgrades: HDPE pipe pontoons and stainless mesh. We will ask the barangay for drums, rope and bins in kind.</w:t>
       </w:r>
     </w:p>
     <w:p>
@@ -1471,7 +1522,7 @@
                 <w:b/>
                 <w:sz w:val="19"/>
               </w:rPr>
-              <w:t>Add-on</w:t>
+              <w:t>Add-on or alternative</w:t>
             </w:r>
           </w:p>
         </w:tc>
@@ -1490,6 +1541,40 @@
                 <w:sz w:val="19"/>
               </w:rPr>
               <w:t>PHP</w:t>
+            </w:r>
+          </w:p>
+        </w:tc>
+      </w:tr>
+      <w:tr>
+        <w:tc>
+          <w:tcPr>
+            <w:tcW w:type="dxa" w:w="6336"/>
+          </w:tcPr>
+          <w:p>
+            <w:pPr>
+              <w:spacing w:after="20" w:before="20"/>
+            </w:pPr>
+            <w:r>
+              <w:rPr>
+                <w:sz w:val="19"/>
+              </w:rPr>
+              <w:t>Bank-mounted version with a hinged float foot instead of the raft</w:t>
+            </w:r>
+          </w:p>
+        </w:tc>
+        <w:tc>
+          <w:tcPr>
+            <w:tcW w:type="dxa" w:w="2880"/>
+          </w:tcPr>
+          <w:p>
+            <w:pPr>
+              <w:spacing w:after="20" w:before="20"/>
+            </w:pPr>
+            <w:r>
+              <w:rPr>
+                <w:sz w:val="19"/>
+              </w:rPr>
+              <w:t>about 6,800 in total</w:t>
             </w:r>
           </w:p>
         </w:tc>
@@ -1542,41 +1627,6 @@
               <w:rPr>
                 <w:sz w:val="19"/>
               </w:rPr>
-              <w:t>Fully floating platform with pontoons and mooring</w:t>
-            </w:r>
-          </w:p>
-        </w:tc>
-        <w:tc>
-          <w:tcPr>
-            <w:tcW w:type="dxa" w:w="2880"/>
-          </w:tcPr>
-          <w:p>
-            <w:pPr>
-              <w:spacing w:after="20" w:before="20"/>
-              <w:jc w:val="right"/>
-            </w:pPr>
-            <w:r>
-              <w:rPr>
-                <w:sz w:val="19"/>
-              </w:rPr>
-              <w:t>+3,000 to 6,800 (unconfirmed)</w:t>
-            </w:r>
-          </w:p>
-        </w:tc>
-      </w:tr>
-      <w:tr>
-        <w:tc>
-          <w:tcPr>
-            <w:tcW w:type="dxa" w:w="6336"/>
-          </w:tcPr>
-          <w:p>
-            <w:pPr>
-              <w:spacing w:after="20" w:before="20"/>
-            </w:pPr>
-            <w:r>
-              <w:rPr>
-                <w:sz w:val="19"/>
-              </w:rPr>
               <w:t>Second camera angle</w:t>
             </w:r>
           </w:p>
@@ -1612,7 +1662,7 @@
               <w:rPr>
                 <w:sz w:val="19"/>
               </w:rPr>
-              <w:t>Larger solar panel and 12 V battery</w:t>
+              <w:t>Larger battery for cloudy weeks</w:t>
             </w:r>
           </w:p>
         </w:tc>
@@ -1688,7 +1738,7 @@
     </w:p>
     <w:p>
       <w:r>
-        <w:t>Oct 30 to Nov 2: site visit, barangay letter, photographs and labels, bench power test. Nov 3 to 20: Stage 1 bench build with the CNN on the ESP32-S3, and a baseline week at the creek. Stage 2 passive trap, then Stage 3 arm and sorter after a wet bench test with hyacinth, silt and a little cooking oil. Pilot December to February: weekly emptying, hand count and report to the barangay.</w:t>
+        <w:t>Oct 30 to Nov 2: site visit, barangay letter, photographs and labels, bench power test. Nov 3 to 20: Stage 1 bench build with the CNN on the ESP32-S3, and a baseline week at the creek. Stage 2 raft and passive trap after a pond test with a 60 kg dummy load, then Stage 3 arm and sorter after a wet bench test with hyacinth, silt and a little cooking oil. Pilot December to February: weekly haul-in, emptying, hand count and report to the barangay.</w:t>
       </w:r>
     </w:p>
     <w:p>

--- a/sft_entry/SAGIP_SFT2026_Prototype_Design.docx
+++ b/sft_entry/SAGIP_SFT2026_Prototype_Design.docx
@@ -9,12 +9,12 @@
           <w:color w:val="0B5D8F"/>
           <w:sz w:val="34"/>
         </w:rPr>
-        <w:t>SAGIP: Floating Solar-Powered Estero Guardian with On-Chip AI (Prototype Design)</w:t>
+        <w:t>SAGIP: Autonomous Solar Skimmer Boat with On-Chip AI (Prototype Design)</w:t>
       </w:r>
     </w:p>
     <w:p>
       <w:r>
-        <w:t>Quick visual of what we will build and buy. Quezon City Science High School, Grade 10 team. Adviser: Skjoukje U. Jemoya.</w:t>
+        <w:t>Quick visual of what we will build and buy. Quezon City Science High School, Grade 10 team. Adviser: Skjoukje U. Jemoya. All costs and sizes are planning estimates.</w:t>
       </w:r>
     </w:p>
     <w:p>
@@ -33,7 +33,7 @@
     </w:p>
     <w:p>
       <w:r>
-        <w:t>One floating, moored, solar-powered raft in the estero. A boom and a filter catch plastic, a small arm lifts it up a ramp, a camera on a mast names each item with a 2D convolutional neural network (CNN) on the chip, and a servo gate sorts it into two bins. A weekly offline report goes to the barangay. The same chip also watches the water level for blockages.</w:t>
+        <w:t>A solar-powered robot boat, about 1.5 m long, patrols a creek between two floating barriers. A bow camera spots floating debris, the boat steers to it, and a scoop lifts it onto a conveyor. A second camera under a hood names each item with a small 2D convolutional neural network (CNN), and a servo gate sorts plastic and plants into two bins. A weekly offline report goes to the barangay. A separate float-switch node on the bank sounds a flood alarm.</w:t>
       </w:r>
     </w:p>
     <w:p>
@@ -43,7 +43,7 @@
       <w:r>
         <w:drawing>
           <wp:inline xmlns:a="http://schemas.openxmlformats.org/drawingml/2006/main" xmlns:pic="http://schemas.openxmlformats.org/drawingml/2006/picture">
-            <wp:extent cx="6035040" cy="2293107"/>
+            <wp:extent cx="6035040" cy="2418185"/>
             <wp:docPr id="1" name="Picture 1"/>
             <wp:cNvGraphicFramePr>
               <a:graphicFrameLocks noChangeAspect="1"/>
@@ -52,7 +52,7 @@
               <a:graphicData uri="http://schemas.openxmlformats.org/drawingml/2006/picture">
                 <pic:pic>
                   <pic:nvPicPr>
-                    <pic:cNvPr id="0" name="fig_cut.png"/>
+                    <pic:cNvPr id="0" name="fig_boat_side.png"/>
                     <pic:cNvPicPr/>
                   </pic:nvPicPr>
                   <pic:blipFill>
@@ -64,7 +64,7 @@
                   <pic:spPr>
                     <a:xfrm>
                       <a:off x="0" y="0"/>
-                      <a:ext cx="6035040" cy="2293107"/>
+                      <a:ext cx="6035040" cy="2418185"/>
                     </a:xfrm>
                     <a:prstGeom prst="rect"/>
                   </pic:spPr>
@@ -84,7 +84,58 @@
           <w:i/>
           <w:sz w:val="17"/>
         </w:rPr>
-        <w:t>Cutaway of the floating SAGIP unit, with the electronics box opened (schematic).</w:t>
+        <w:t>Side view of the SAGIP boat (schematic).</w:t>
+      </w:r>
+    </w:p>
+    <w:p>
+      <w:pPr>
+        <w:jc w:val="center"/>
+      </w:pPr>
+      <w:r>
+        <w:drawing>
+          <wp:inline xmlns:a="http://schemas.openxmlformats.org/drawingml/2006/main" xmlns:pic="http://schemas.openxmlformats.org/drawingml/2006/picture">
+            <wp:extent cx="6035040" cy="1996045"/>
+            <wp:docPr id="2" name="Picture 2"/>
+            <wp:cNvGraphicFramePr>
+              <a:graphicFrameLocks noChangeAspect="1"/>
+            </wp:cNvGraphicFramePr>
+            <a:graphic>
+              <a:graphicData uri="http://schemas.openxmlformats.org/drawingml/2006/picture">
+                <pic:pic>
+                  <pic:nvPicPr>
+                    <pic:cNvPr id="0" name="fig_patrol.png"/>
+                    <pic:cNvPicPr/>
+                  </pic:nvPicPr>
+                  <pic:blipFill>
+                    <a:blip r:embed="rId12"/>
+                    <a:stretch>
+                      <a:fillRect/>
+                    </a:stretch>
+                  </pic:blipFill>
+                  <pic:spPr>
+                    <a:xfrm>
+                      <a:off x="0" y="0"/>
+                      <a:ext cx="6035040" cy="1996045"/>
+                    </a:xfrm>
+                    <a:prstGeom prst="rect"/>
+                  </pic:spPr>
+                </pic:pic>
+              </a:graphicData>
+            </a:graphic>
+          </wp:inline>
+        </w:drawing>
+      </w:r>
+    </w:p>
+    <w:p>
+      <w:pPr>
+        <w:jc w:val="center"/>
+      </w:pPr>
+      <w:r>
+        <w:rPr>
+          <w:i/>
+          <w:sz w:val="17"/>
+        </w:rPr>
+        <w:t>Patrol, detect, scoop and dock (top view, schematic).</w:t>
       </w:r>
     </w:p>
     <w:p>
@@ -98,7 +149,695 @@
           <w:color w:val="0B5D8F"/>
           <w:sz w:val="26"/>
         </w:rPr>
-        <w:t>2. Why it is built this way</w:t>
+        <w:t>2. Parts and what each does</w:t>
+      </w:r>
+    </w:p>
+    <w:tbl>
+      <w:tblPr>
+        <w:tblStyle w:val="TableGrid"/>
+        <w:tblW w:type="auto" w:w="0"/>
+        <w:tblLayout w:type="fixed"/>
+        <w:tblLook w:firstColumn="1" w:firstRow="1" w:lastColumn="0" w:lastRow="0" w:noHBand="0" w:noVBand="1" w:val="04A0"/>
+      </w:tblPr>
+      <w:tblGrid>
+        <w:gridCol w:w="720"/>
+        <w:gridCol w:w="3312"/>
+        <w:gridCol w:w="5184"/>
+      </w:tblGrid>
+      <w:tr>
+        <w:tc>
+          <w:tcPr>
+            <w:tcW w:type="dxa" w:w="720"/>
+            <w:shd w:val="clear" w:color="auto" w:fill="DCEBF5"/>
+          </w:tcPr>
+          <w:p>
+            <w:pPr>
+              <w:spacing w:after="20" w:before="20"/>
+            </w:pPr>
+            <w:r>
+              <w:rPr>
+                <w:b/>
+                <w:sz w:val="19"/>
+              </w:rPr>
+              <w:t>No.</w:t>
+            </w:r>
+          </w:p>
+        </w:tc>
+        <w:tc>
+          <w:tcPr>
+            <w:tcW w:type="dxa" w:w="3312"/>
+            <w:shd w:val="clear" w:color="auto" w:fill="DCEBF5"/>
+          </w:tcPr>
+          <w:p>
+            <w:pPr>
+              <w:spacing w:after="20" w:before="20"/>
+            </w:pPr>
+            <w:r>
+              <w:rPr>
+                <w:b/>
+                <w:sz w:val="19"/>
+              </w:rPr>
+              <w:t>Part</w:t>
+            </w:r>
+          </w:p>
+        </w:tc>
+        <w:tc>
+          <w:tcPr>
+            <w:tcW w:type="dxa" w:w="5184"/>
+            <w:shd w:val="clear" w:color="auto" w:fill="DCEBF5"/>
+          </w:tcPr>
+          <w:p>
+            <w:pPr>
+              <w:spacing w:after="20" w:before="20"/>
+            </w:pPr>
+            <w:r>
+              <w:rPr>
+                <w:b/>
+                <w:sz w:val="19"/>
+              </w:rPr>
+              <w:t>What it does</w:t>
+            </w:r>
+          </w:p>
+        </w:tc>
+      </w:tr>
+      <w:tr>
+        <w:tc>
+          <w:tcPr>
+            <w:tcW w:type="dxa" w:w="720"/>
+          </w:tcPr>
+          <w:p>
+            <w:pPr>
+              <w:spacing w:after="20" w:before="20"/>
+            </w:pPr>
+            <w:r>
+              <w:rPr>
+                <w:sz w:val="19"/>
+              </w:rPr>
+              <w:t>1</w:t>
+            </w:r>
+          </w:p>
+        </w:tc>
+        <w:tc>
+          <w:tcPr>
+            <w:tcW w:type="dxa" w:w="3312"/>
+          </w:tcPr>
+          <w:p>
+            <w:pPr>
+              <w:spacing w:after="20" w:before="20"/>
+            </w:pPr>
+            <w:r>
+              <w:rPr>
+                <w:sz w:val="19"/>
+              </w:rPr>
+              <w:t>Bow camera (ESP32-CAM)</w:t>
+            </w:r>
+          </w:p>
+        </w:tc>
+        <w:tc>
+          <w:tcPr>
+            <w:tcW w:type="dxa" w:w="5184"/>
+          </w:tcPr>
+          <w:p>
+            <w:pPr>
+              <w:spacing w:after="20" w:before="20"/>
+            </w:pPr>
+            <w:r>
+              <w:rPr>
+                <w:sz w:val="19"/>
+              </w:rPr>
+              <w:t>Spots floating debris ahead so the boat can steer to it</w:t>
+            </w:r>
+          </w:p>
+        </w:tc>
+      </w:tr>
+      <w:tr>
+        <w:tc>
+          <w:tcPr>
+            <w:tcW w:type="dxa" w:w="720"/>
+          </w:tcPr>
+          <w:p>
+            <w:pPr>
+              <w:spacing w:after="20" w:before="20"/>
+            </w:pPr>
+            <w:r>
+              <w:rPr>
+                <w:sz w:val="19"/>
+              </w:rPr>
+              <w:t>2</w:t>
+            </w:r>
+          </w:p>
+        </w:tc>
+        <w:tc>
+          <w:tcPr>
+            <w:tcW w:type="dxa" w:w="3312"/>
+          </w:tcPr>
+          <w:p>
+            <w:pPr>
+              <w:spacing w:after="20" w:before="20"/>
+            </w:pPr>
+            <w:r>
+              <w:rPr>
+                <w:sz w:val="19"/>
+              </w:rPr>
+              <w:t>Scoop</w:t>
+            </w:r>
+          </w:p>
+        </w:tc>
+        <w:tc>
+          <w:tcPr>
+            <w:tcW w:type="dxa" w:w="5184"/>
+          </w:tcPr>
+          <w:p>
+            <w:pPr>
+              <w:spacing w:after="20" w:before="20"/>
+            </w:pPr>
+            <w:r>
+              <w:rPr>
+                <w:sz w:val="19"/>
+              </w:rPr>
+              <w:t>Lifts debris onto the belt</w:t>
+            </w:r>
+          </w:p>
+        </w:tc>
+      </w:tr>
+      <w:tr>
+        <w:tc>
+          <w:tcPr>
+            <w:tcW w:type="dxa" w:w="720"/>
+          </w:tcPr>
+          <w:p>
+            <w:pPr>
+              <w:spacing w:after="20" w:before="20"/>
+            </w:pPr>
+            <w:r>
+              <w:rPr>
+                <w:sz w:val="19"/>
+              </w:rPr>
+              <w:t>3</w:t>
+            </w:r>
+          </w:p>
+        </w:tc>
+        <w:tc>
+          <w:tcPr>
+            <w:tcW w:type="dxa" w:w="3312"/>
+          </w:tcPr>
+          <w:p>
+            <w:pPr>
+              <w:spacing w:after="20" w:before="20"/>
+            </w:pPr>
+            <w:r>
+              <w:rPr>
+                <w:sz w:val="19"/>
+              </w:rPr>
+              <w:t>Cleated conveyor belt</w:t>
+            </w:r>
+          </w:p>
+        </w:tc>
+        <w:tc>
+          <w:tcPr>
+            <w:tcW w:type="dxa" w:w="5184"/>
+          </w:tcPr>
+          <w:p>
+            <w:pPr>
+              <w:spacing w:after="20" w:before="20"/>
+            </w:pPr>
+            <w:r>
+              <w:rPr>
+                <w:sz w:val="19"/>
+              </w:rPr>
+              <w:t>Carries items up in a single layer</w:t>
+            </w:r>
+          </w:p>
+        </w:tc>
+      </w:tr>
+      <w:tr>
+        <w:tc>
+          <w:tcPr>
+            <w:tcW w:type="dxa" w:w="720"/>
+          </w:tcPr>
+          <w:p>
+            <w:pPr>
+              <w:spacing w:after="20" w:before="20"/>
+            </w:pPr>
+            <w:r>
+              <w:rPr>
+                <w:sz w:val="19"/>
+              </w:rPr>
+              <w:t>4</w:t>
+            </w:r>
+          </w:p>
+        </w:tc>
+        <w:tc>
+          <w:tcPr>
+            <w:tcW w:type="dxa" w:w="3312"/>
+          </w:tcPr>
+          <w:p>
+            <w:pPr>
+              <w:spacing w:after="20" w:before="20"/>
+            </w:pPr>
+            <w:r>
+              <w:rPr>
+                <w:sz w:val="19"/>
+              </w:rPr>
+              <w:t>Belt camera and CNN (ESP32-S3)</w:t>
+            </w:r>
+          </w:p>
+        </w:tc>
+        <w:tc>
+          <w:tcPr>
+            <w:tcW w:type="dxa" w:w="5184"/>
+          </w:tcPr>
+          <w:p>
+            <w:pPr>
+              <w:spacing w:after="20" w:before="20"/>
+            </w:pPr>
+            <w:r>
+              <w:rPr>
+                <w:sz w:val="19"/>
+              </w:rPr>
+              <w:t>Names each item under a lit hood</w:t>
+            </w:r>
+          </w:p>
+        </w:tc>
+      </w:tr>
+      <w:tr>
+        <w:tc>
+          <w:tcPr>
+            <w:tcW w:type="dxa" w:w="720"/>
+          </w:tcPr>
+          <w:p>
+            <w:pPr>
+              <w:spacing w:after="20" w:before="20"/>
+            </w:pPr>
+            <w:r>
+              <w:rPr>
+                <w:sz w:val="19"/>
+              </w:rPr>
+              <w:t>5</w:t>
+            </w:r>
+          </w:p>
+        </w:tc>
+        <w:tc>
+          <w:tcPr>
+            <w:tcW w:type="dxa" w:w="3312"/>
+          </w:tcPr>
+          <w:p>
+            <w:pPr>
+              <w:spacing w:after="20" w:before="20"/>
+            </w:pPr>
+            <w:r>
+              <w:rPr>
+                <w:sz w:val="19"/>
+              </w:rPr>
+              <w:t>Servo gate and two bins</w:t>
+            </w:r>
+          </w:p>
+        </w:tc>
+        <w:tc>
+          <w:tcPr>
+            <w:tcW w:type="dxa" w:w="5184"/>
+          </w:tcPr>
+          <w:p>
+            <w:pPr>
+              <w:spacing w:after="20" w:before="20"/>
+            </w:pPr>
+            <w:r>
+              <w:rPr>
+                <w:sz w:val="19"/>
+              </w:rPr>
+              <w:t>Plastic to Bin A, plants or unsure items to Bin B</w:t>
+            </w:r>
+          </w:p>
+        </w:tc>
+      </w:tr>
+      <w:tr>
+        <w:tc>
+          <w:tcPr>
+            <w:tcW w:type="dxa" w:w="720"/>
+          </w:tcPr>
+          <w:p>
+            <w:pPr>
+              <w:spacing w:after="20" w:before="20"/>
+            </w:pPr>
+            <w:r>
+              <w:rPr>
+                <w:sz w:val="19"/>
+              </w:rPr>
+              <w:t>6</w:t>
+            </w:r>
+          </w:p>
+        </w:tc>
+        <w:tc>
+          <w:tcPr>
+            <w:tcW w:type="dxa" w:w="3312"/>
+          </w:tcPr>
+          <w:p>
+            <w:pPr>
+              <w:spacing w:after="20" w:before="20"/>
+            </w:pPr>
+            <w:r>
+              <w:rPr>
+                <w:sz w:val="19"/>
+              </w:rPr>
+              <w:t>Electronics box</w:t>
+            </w:r>
+          </w:p>
+        </w:tc>
+        <w:tc>
+          <w:tcPr>
+            <w:tcW w:type="dxa" w:w="5184"/>
+          </w:tcPr>
+          <w:p>
+            <w:pPr>
+              <w:spacing w:after="20" w:before="20"/>
+            </w:pPr>
+            <w:r>
+              <w:rPr>
+                <w:sz w:val="19"/>
+              </w:rPr>
+              <w:t>Two ESP32 boards, drivers, converters</w:t>
+            </w:r>
+          </w:p>
+        </w:tc>
+      </w:tr>
+      <w:tr>
+        <w:tc>
+          <w:tcPr>
+            <w:tcW w:type="dxa" w:w="720"/>
+          </w:tcPr>
+          <w:p>
+            <w:pPr>
+              <w:spacing w:after="20" w:before="20"/>
+            </w:pPr>
+            <w:r>
+              <w:rPr>
+                <w:sz w:val="19"/>
+              </w:rPr>
+              <w:t>7</w:t>
+            </w:r>
+          </w:p>
+        </w:tc>
+        <w:tc>
+          <w:tcPr>
+            <w:tcW w:type="dxa" w:w="3312"/>
+          </w:tcPr>
+          <w:p>
+            <w:pPr>
+              <w:spacing w:after="20" w:before="20"/>
+            </w:pPr>
+            <w:r>
+              <w:rPr>
+                <w:sz w:val="19"/>
+              </w:rPr>
+              <w:t>30 W solar panel</w:t>
+            </w:r>
+          </w:p>
+        </w:tc>
+        <w:tc>
+          <w:tcPr>
+            <w:tcW w:type="dxa" w:w="5184"/>
+          </w:tcPr>
+          <w:p>
+            <w:pPr>
+              <w:spacing w:after="20" w:before="20"/>
+            </w:pPr>
+            <w:r>
+              <w:rPr>
+                <w:sz w:val="19"/>
+              </w:rPr>
+              <w:t>Flat roof over the deck, charges the battery</w:t>
+            </w:r>
+          </w:p>
+        </w:tc>
+      </w:tr>
+      <w:tr>
+        <w:tc>
+          <w:tcPr>
+            <w:tcW w:type="dxa" w:w="720"/>
+          </w:tcPr>
+          <w:p>
+            <w:pPr>
+              <w:spacing w:after="20" w:before="20"/>
+            </w:pPr>
+            <w:r>
+              <w:rPr>
+                <w:sz w:val="19"/>
+              </w:rPr>
+              <w:t>8</w:t>
+            </w:r>
+          </w:p>
+        </w:tc>
+        <w:tc>
+          <w:tcPr>
+            <w:tcW w:type="dxa" w:w="3312"/>
+          </w:tcPr>
+          <w:p>
+            <w:pPr>
+              <w:spacing w:after="20" w:before="20"/>
+            </w:pPr>
+            <w:r>
+              <w:rPr>
+                <w:sz w:val="19"/>
+              </w:rPr>
+              <w:t>12 V 12 Ah battery</w:t>
+            </w:r>
+          </w:p>
+        </w:tc>
+        <w:tc>
+          <w:tcPr>
+            <w:tcW w:type="dxa" w:w="5184"/>
+          </w:tcPr>
+          <w:p>
+            <w:pPr>
+              <w:spacing w:after="20" w:before="20"/>
+            </w:pPr>
+            <w:r>
+              <w:rPr>
+                <w:sz w:val="19"/>
+              </w:rPr>
+              <w:t>Powers thrusters, belt and boards, kept low between the floats</w:t>
+            </w:r>
+          </w:p>
+        </w:tc>
+      </w:tr>
+      <w:tr>
+        <w:tc>
+          <w:tcPr>
+            <w:tcW w:type="dxa" w:w="720"/>
+          </w:tcPr>
+          <w:p>
+            <w:pPr>
+              <w:spacing w:after="20" w:before="20"/>
+            </w:pPr>
+            <w:r>
+              <w:rPr>
+                <w:sz w:val="19"/>
+              </w:rPr>
+              <w:t>9</w:t>
+            </w:r>
+          </w:p>
+        </w:tc>
+        <w:tc>
+          <w:tcPr>
+            <w:tcW w:type="dxa" w:w="3312"/>
+          </w:tcPr>
+          <w:p>
+            <w:pPr>
+              <w:spacing w:after="20" w:before="20"/>
+            </w:pPr>
+            <w:r>
+              <w:rPr>
+                <w:sz w:val="19"/>
+              </w:rPr>
+              <w:t>Two thrusters</w:t>
+            </w:r>
+          </w:p>
+        </w:tc>
+        <w:tc>
+          <w:tcPr>
+            <w:tcW w:type="dxa" w:w="5184"/>
+          </w:tcPr>
+          <w:p>
+            <w:pPr>
+              <w:spacing w:after="20" w:before="20"/>
+            </w:pPr>
+            <w:r>
+              <w:rPr>
+                <w:sz w:val="19"/>
+              </w:rPr>
+              <w:t>Steer by differential thrust</w:t>
+            </w:r>
+          </w:p>
+        </w:tc>
+      </w:tr>
+      <w:tr>
+        <w:tc>
+          <w:tcPr>
+            <w:tcW w:type="dxa" w:w="720"/>
+          </w:tcPr>
+          <w:p>
+            <w:pPr>
+              <w:spacing w:after="20" w:before="20"/>
+            </w:pPr>
+            <w:r>
+              <w:rPr>
+                <w:sz w:val="19"/>
+              </w:rPr>
+              <w:t>10</w:t>
+            </w:r>
+          </w:p>
+        </w:tc>
+        <w:tc>
+          <w:tcPr>
+            <w:tcW w:type="dxa" w:w="3312"/>
+          </w:tcPr>
+          <w:p>
+            <w:pPr>
+              <w:spacing w:after="20" w:before="20"/>
+            </w:pPr>
+            <w:r>
+              <w:rPr>
+                <w:sz w:val="19"/>
+              </w:rPr>
+              <w:t>Side sensors and compass</w:t>
+            </w:r>
+          </w:p>
+        </w:tc>
+        <w:tc>
+          <w:tcPr>
+            <w:tcW w:type="dxa" w:w="5184"/>
+          </w:tcPr>
+          <w:p>
+            <w:pPr>
+              <w:spacing w:after="20" w:before="20"/>
+            </w:pPr>
+            <w:r>
+              <w:rPr>
+                <w:sz w:val="19"/>
+              </w:rPr>
+              <w:t>Follow the bank, turn at the barriers, tilt cut-off</w:t>
+            </w:r>
+          </w:p>
+        </w:tc>
+      </w:tr>
+      <w:tr>
+        <w:tc>
+          <w:tcPr>
+            <w:tcW w:type="dxa" w:w="720"/>
+          </w:tcPr>
+          <w:p>
+            <w:pPr>
+              <w:spacing w:after="20" w:before="20"/>
+            </w:pPr>
+            <w:r>
+              <w:rPr>
+                <w:sz w:val="19"/>
+              </w:rPr>
+              <w:t>11</w:t>
+            </w:r>
+          </w:p>
+        </w:tc>
+        <w:tc>
+          <w:tcPr>
+            <w:tcW w:type="dxa" w:w="3312"/>
+          </w:tcPr>
+          <w:p>
+            <w:pPr>
+              <w:spacing w:after="20" w:before="20"/>
+            </w:pPr>
+            <w:r>
+              <w:rPr>
+                <w:sz w:val="19"/>
+              </w:rPr>
+              <w:t>Twin 6-inch PVC floats and deck</w:t>
+            </w:r>
+          </w:p>
+        </w:tc>
+        <w:tc>
+          <w:tcPr>
+            <w:tcW w:type="dxa" w:w="5184"/>
+          </w:tcPr>
+          <w:p>
+            <w:pPr>
+              <w:spacing w:after="20" w:before="20"/>
+            </w:pPr>
+            <w:r>
+              <w:rPr>
+                <w:sz w:val="19"/>
+              </w:rPr>
+              <w:t>Keep it afloat and stable</w:t>
+            </w:r>
+          </w:p>
+        </w:tc>
+      </w:tr>
+      <w:tr>
+        <w:tc>
+          <w:tcPr>
+            <w:tcW w:type="dxa" w:w="720"/>
+          </w:tcPr>
+          <w:p>
+            <w:pPr>
+              <w:spacing w:after="20" w:before="20"/>
+            </w:pPr>
+            <w:r>
+              <w:rPr>
+                <w:sz w:val="19"/>
+              </w:rPr>
+              <w:t>12</w:t>
+            </w:r>
+          </w:p>
+        </w:tc>
+        <w:tc>
+          <w:tcPr>
+            <w:tcW w:type="dxa" w:w="3312"/>
+          </w:tcPr>
+          <w:p>
+            <w:pPr>
+              <w:spacing w:after="20" w:before="20"/>
+            </w:pPr>
+            <w:r>
+              <w:rPr>
+                <w:sz w:val="19"/>
+              </w:rPr>
+              <w:t>Flood node on the bank</w:t>
+            </w:r>
+          </w:p>
+        </w:tc>
+        <w:tc>
+          <w:tcPr>
+            <w:tcW w:type="dxa" w:w="5184"/>
+          </w:tcPr>
+          <w:p>
+            <w:pPr>
+              <w:spacing w:after="20" w:before="20"/>
+            </w:pPr>
+            <w:r>
+              <w:rPr>
+                <w:sz w:val="19"/>
+              </w:rPr>
+              <w:t>Three float switches and a buzzer, boat stays docked from the alert level</w:t>
+            </w:r>
+          </w:p>
+        </w:tc>
+      </w:tr>
+    </w:tbl>
+    <w:p>
+      <w:pPr>
+        <w:spacing w:after="0"/>
+      </w:pPr>
+    </w:p>
+    <w:p>
+      <w:pPr>
+        <w:keepNext/>
+        <w:spacing w:before="160" w:after="60"/>
+      </w:pPr>
+      <w:r>
+        <w:rPr>
+          <w:b/>
+          <w:color w:val="0B5D8F"/>
+          <w:sz w:val="26"/>
+        </w:rPr>
+        <w:t>3. Why it is built this way</w:t>
       </w:r>
     </w:p>
     <w:p>
@@ -113,7 +852,7 @@
         <w:t xml:space="preserve">Hyacinth: </w:t>
       </w:r>
       <w:r>
-        <w:t>water hyacinth mats carried most of the floating plastic counted in a Saigon River study (Schreyers et al., 2021), so the boom has a deflector and mats go to Bin B.</w:t>
+        <w:t>water hyacinth mats carried most of the floating plastic counted in a Saigon River study (Schreyers et al., 2021), so the detector separates plants and the propellers are shrouded.</w:t>
       </w:r>
     </w:p>
     <w:p>
@@ -128,7 +867,7 @@
         <w:t xml:space="preserve">Rain pulses: </w:t>
       </w:r>
       <w:r>
-        <w:t>floating plastic transport rose up to six times at peak river flow (van Emmerik et al., 2022), so the device logs every item with time and water level.</w:t>
+        <w:t>floating plastic transport rose up to six times at peak river flow (van Emmerik et al., 2022), so the boat logs every item with time and the flood node logs the water level.</w:t>
       </w:r>
     </w:p>
     <w:p>
@@ -143,7 +882,7 @@
         <w:t xml:space="preserve">On-chip AI: </w:t>
       </w:r>
       <w:r>
-        <w:t>INT8 quantization shrinks a model about fourfold (Gholami et al., 2021) and TensorFlow Lite for Microcontrollers runs it on an ESP32-S3 (David et al., 2021).</w:t>
+        <w:t>INT8 quantization shrinks a model about fourfold (Gholami et al., 2021) and TensorFlow Lite for Microcontrollers runs it on an ESP32 (David et al., 2021).</w:t>
       </w:r>
     </w:p>
     <w:p>
@@ -155,10 +894,25 @@
         <w:rPr>
           <w:b/>
         </w:rPr>
-        <w:t xml:space="preserve">Floating: </w:t>
+        <w:t xml:space="preserve">Set patrol, no GPS: </w:t>
       </w:r>
       <w:r>
-        <w:t>the raft rides the water level on its mooring lines, so the intake always sits at the surface. A haul line lets adults pull it ashore to empty the bins and to shelter from storms. It takes one side of the channel only.</w:t>
+        <w:t>the creek banks and two barriers define the route, so the boat needs only side sensors, a compass and bump switches.</w:t>
+      </w:r>
+    </w:p>
+    <w:p>
+      <w:pPr>
+        <w:pStyle w:val="ListBullet"/>
+        <w:spacing w:after="20"/>
+      </w:pPr>
+      <w:r>
+        <w:rPr>
+          <w:b/>
+        </w:rPr>
+        <w:t xml:space="preserve">Stability: </w:t>
+      </w:r>
+      <w:r>
+        <w:t>twin floats with a wide beam, the battery low between them, foam fill, and a tilt cut-off. Float and tilt tests come first.</w:t>
       </w:r>
     </w:p>
     <w:p>
@@ -172,7 +926,7 @@
           <w:color w:val="0B5D8F"/>
           <w:sz w:val="26"/>
         </w:rPr>
-        <w:t>3. How it works</w:t>
+        <w:t>4. How it works</w:t>
       </w:r>
     </w:p>
     <w:p>
@@ -184,10 +938,10 @@
         <w:rPr>
           <w:b/>
         </w:rPr>
-        <w:t xml:space="preserve">Catch: </w:t>
+        <w:t xml:space="preserve">Patrol: </w:t>
       </w:r>
       <w:r>
-        <w:t>a boom of reused PET bottles with a net skirt guides plastic to the raft's bow. A wide-gapped deflector upstream lets hyacinth mats pass.</w:t>
+        <w:t>follows the bank, turns at the upstream barrier, returns to the dock when the bins are full or the battery is low. Staff can take over with a phone remote.</w:t>
       </w:r>
     </w:p>
     <w:p>
@@ -199,40 +953,10 @@
         <w:rPr>
           <w:b/>
         </w:rPr>
-        <w:t xml:space="preserve">Filter: </w:t>
+        <w:t xml:space="preserve">Detect and scoop: </w:t>
       </w:r>
       <w:r>
-        <w:t>coarse bars, then a fine mesh basket at the bow, both sloped to shed leaves and mud.</w:t>
-      </w:r>
-    </w:p>
-    <w:p>
-      <w:pPr>
-        <w:pStyle w:val="ListBullet"/>
-        <w:spacing w:after="20"/>
-      </w:pPr>
-      <w:r>
-        <w:rPr>
-          <w:b/>
-        </w:rPr>
-        <w:t xml:space="preserve">Lift: </w:t>
-      </w:r>
-      <w:r>
-        <w:t>a worm-gear motor on the deck turns a short rake arm in bursts. A shear pin protects the gearbox.</w:t>
-      </w:r>
-    </w:p>
-    <w:p>
-      <w:pPr>
-        <w:pStyle w:val="ListBullet"/>
-        <w:spacing w:after="20"/>
-      </w:pPr>
-      <w:r>
-        <w:rPr>
-          <w:b/>
-        </w:rPr>
-        <w:t xml:space="preserve">Protect and adapt: </w:t>
-      </w:r>
-      <w:r>
-        <w:t>the chip reads motor current. It slows the motor under heavy load and speeds it up under light load. A jam triggers a short reverse, up to three retries, then a lockout and an alert. The driver defaults to off.</w:t>
+        <w:t>a tiny detector boxes debris and separates plastic from plants. The boat steers toward plastic and the scoop lifts it onto the belt.</w:t>
       </w:r>
     </w:p>
     <w:p>
@@ -247,7 +971,7 @@
         <w:t xml:space="preserve">Count and sort: </w:t>
       </w:r>
       <w:r>
-        <w:t>a hooded, LED-lit camera looks at a landing plate. The CNN names the item. A servo gate drops plastic into Bin A and plants or unsure items into Bin B. Every week students hand-count both bins to check it.</w:t>
+        <w:t>the CNN names each item. Plastic goes to Bin A, plants and low-confidence items go to Bin B. Weekly hand counts check accuracy.</w:t>
       </w:r>
     </w:p>
     <w:p>
@@ -259,10 +983,10 @@
         <w:rPr>
           <w:b/>
         </w:rPr>
-        <w:t xml:space="preserve">Report: </w:t>
+        <w:t xml:space="preserve">Protect: </w:t>
       </w:r>
       <w:r>
-        <w:t>an offline Wi-Fi page gives the weekly report and an anonymized open dataset, with time from a clock module. Counts are plotted against rainfall.</w:t>
+        <w:t>belt and thruster current is monitored. A jam triggers a short reverse, up to three retries, then a stop. Drivers default to off.</w:t>
       </w:r>
     </w:p>
     <w:p>
@@ -274,10 +998,25 @@
         <w:rPr>
           <w:b/>
         </w:rPr>
-        <w:t xml:space="preserve">Warn (secondary): </w:t>
+        <w:t xml:space="preserve">Plastic accounting: </w:t>
       </w:r>
       <w:r>
-        <w:t>an ultrasonic sensor reads the water level against a painted staff gauge and alerts before a channel blocks.</w:t>
+        <w:t>counts become estimated kilograms and recovery value, corrected by a weekly weigh-in, in an evidence sheet for the barangay and the DENR.</w:t>
+      </w:r>
+    </w:p>
+    <w:p>
+      <w:pPr>
+        <w:pStyle w:val="ListBullet"/>
+        <w:spacing w:after="20"/>
+      </w:pPr>
+      <w:r>
+        <w:rPr>
+          <w:b/>
+        </w:rPr>
+        <w:t xml:space="preserve">Flood warning: </w:t>
+      </w:r>
+      <w:r>
+        <w:t>three float switches on a staff gauge set watch, alert and danger levels. A buzzer and beacon sound, and the level is logged.</w:t>
       </w:r>
     </w:p>
     <w:p>
@@ -291,7 +1030,58 @@
           <w:color w:val="0B5D8F"/>
           <w:sz w:val="26"/>
         </w:rPr>
-        <w:t>4. The electronics box</w:t>
+        <w:t>5. Power and wiring</w:t>
+      </w:r>
+    </w:p>
+    <w:p>
+      <w:pPr>
+        <w:jc w:val="center"/>
+      </w:pPr>
+      <w:r>
+        <w:drawing>
+          <wp:inline xmlns:a="http://schemas.openxmlformats.org/drawingml/2006/main" xmlns:pic="http://schemas.openxmlformats.org/drawingml/2006/picture">
+            <wp:extent cx="6035040" cy="3168657"/>
+            <wp:docPr id="3" name="Picture 3"/>
+            <wp:cNvGraphicFramePr>
+              <a:graphicFrameLocks noChangeAspect="1"/>
+            </wp:cNvGraphicFramePr>
+            <a:graphic>
+              <a:graphicData uri="http://schemas.openxmlformats.org/drawingml/2006/picture">
+                <pic:pic>
+                  <pic:nvPicPr>
+                    <pic:cNvPr id="0" name="fig_wiring.png"/>
+                    <pic:cNvPicPr/>
+                  </pic:nvPicPr>
+                  <pic:blipFill>
+                    <a:blip r:embed="rId13"/>
+                    <a:stretch>
+                      <a:fillRect/>
+                    </a:stretch>
+                  </pic:blipFill>
+                  <pic:spPr>
+                    <a:xfrm>
+                      <a:off x="0" y="0"/>
+                      <a:ext cx="6035040" cy="3168657"/>
+                    </a:xfrm>
+                    <a:prstGeom prst="rect"/>
+                  </pic:spPr>
+                </pic:pic>
+              </a:graphicData>
+            </a:graphic>
+          </wp:inline>
+        </w:drawing>
+      </w:r>
+    </w:p>
+    <w:p>
+      <w:pPr>
+        <w:jc w:val="center"/>
+      </w:pPr>
+      <w:r>
+        <w:rPr>
+          <w:i/>
+          <w:sz w:val="17"/>
+        </w:rPr>
+        <w:t>Block schematic of the boat and the flood node (schematic).</w:t>
       </w:r>
     </w:p>
     <w:p>
@@ -303,10 +1093,10 @@
         <w:rPr>
           <w:b/>
         </w:rPr>
-        <w:t xml:space="preserve">Brain: </w:t>
+        <w:t xml:space="preserve">Planning figures: </w:t>
       </w:r>
       <w:r>
-        <w:t>ESP32-S3 camera board with PSRAM, microSD card and clock module.</w:t>
+        <w:t>a 30 W panel yields about 54 Wh a day. A 20-minute patrol uses about 25 Wh. The 12 V 12 Ah battery stores about 144 Wh, with about 72 Wh usable. We will measure these on the bench.</w:t>
       </w:r>
     </w:p>
     <w:p>
@@ -318,25 +1108,10 @@
         <w:rPr>
           <w:b/>
         </w:rPr>
-        <w:t xml:space="preserve">Power: </w:t>
+        <w:t xml:space="preserve">Protection: </w:t>
       </w:r>
       <w:r>
-        <w:t>a 10 W solar panel, a charge controller and two 18650 cells (about 18 Wh), with a fuse and master switch. The camera runs only when an item is present. Planning figures: about 6 Wh a day used and about 18 Wh a day produced.</w:t>
-      </w:r>
-    </w:p>
-    <w:p>
-      <w:pPr>
-        <w:pStyle w:val="ListBullet"/>
-        <w:spacing w:after="20"/>
-      </w:pPr>
-      <w:r>
-        <w:rPr>
-          <w:b/>
-        </w:rPr>
-        <w:t xml:space="preserve">Safety: </w:t>
-      </w:r>
-      <w:r>
-        <w:t>low-voltage wiring in a sealed box with desiccant, a guarded arm with a stop switch and lockout, a motor driver that is off by default, and no student on the raft or in the water.</w:t>
+        <w:t>each motor has its own fuse and driver, the master switch cuts everything, and a low-battery rule skips patrols.</w:t>
       </w:r>
     </w:p>
     <w:p>
@@ -350,7 +1125,7 @@
           <w:color w:val="0B5D8F"/>
           <w:sz w:val="26"/>
         </w:rPr>
-        <w:t>5. Materials and cost (estimated local prices, to be confirmed)</w:t>
+        <w:t>6. Materials and cost (estimated online-shop prices, to be confirmed)</w:t>
       </w:r>
     </w:p>
     <w:tbl>
@@ -361,14 +1136,13 @@
         <w:tblLook w:firstColumn="1" w:firstRow="1" w:lastColumn="0" w:lastRow="0" w:noHBand="0" w:noVBand="1" w:val="04A0"/>
       </w:tblPr>
       <w:tblGrid>
-        <w:gridCol w:w="6336"/>
-        <w:gridCol w:w="1152"/>
+        <w:gridCol w:w="7488"/>
         <w:gridCol w:w="1728"/>
       </w:tblGrid>
       <w:tr>
         <w:tc>
           <w:tcPr>
-            <w:tcW w:type="dxa" w:w="6336"/>
+            <w:tcW w:type="dxa" w:w="7488"/>
             <w:shd w:val="clear" w:color="auto" w:fill="DCEBF5"/>
           </w:tcPr>
           <w:p>
@@ -381,24 +1155,6 @@
                 <w:sz w:val="19"/>
               </w:rPr>
               <w:t>Item</w:t>
-            </w:r>
-          </w:p>
-        </w:tc>
-        <w:tc>
-          <w:tcPr>
-            <w:tcW w:type="dxa" w:w="1152"/>
-            <w:shd w:val="clear" w:color="auto" w:fill="DCEBF5"/>
-          </w:tcPr>
-          <w:p>
-            <w:pPr>
-              <w:spacing w:after="20" w:before="20"/>
-            </w:pPr>
-            <w:r>
-              <w:rPr>
-                <w:b/>
-                <w:sz w:val="19"/>
-              </w:rPr>
-              <w:t>Qty</w:t>
             </w:r>
           </w:p>
         </w:tc>
@@ -424,7 +1180,7 @@
       <w:tr>
         <w:tc>
           <w:tcPr>
-            <w:tcW w:type="dxa" w:w="6336"/>
+            <w:tcW w:type="dxa" w:w="7488"/>
           </w:tcPr>
           <w:p>
             <w:pPr>
@@ -434,23 +1190,7 @@
               <w:rPr>
                 <w:sz w:val="19"/>
               </w:rPr>
-              <w:t>ESP32-S3 camera board with PSRAM</w:t>
-            </w:r>
-          </w:p>
-        </w:tc>
-        <w:tc>
-          <w:tcPr>
-            <w:tcW w:type="dxa" w:w="1152"/>
-          </w:tcPr>
-          <w:p>
-            <w:pPr>
-              <w:spacing w:after="20" w:before="20"/>
-            </w:pPr>
-            <w:r>
-              <w:rPr>
-                <w:sz w:val="19"/>
-              </w:rPr>
-              <w:t>1</w:t>
+              <w:t>Two 6-inch PVC floats with foam fill, frame and deck</w:t>
             </w:r>
           </w:p>
         </w:tc>
@@ -467,7 +1207,7 @@
               <w:rPr>
                 <w:sz w:val="19"/>
               </w:rPr>
-              <w:t>1,300</w:t>
+              <w:t>2,300</w:t>
             </w:r>
           </w:p>
         </w:tc>
@@ -475,7 +1215,7 @@
       <w:tr>
         <w:tc>
           <w:tcPr>
-            <w:tcW w:type="dxa" w:w="6336"/>
+            <w:tcW w:type="dxa" w:w="7488"/>
           </w:tcPr>
           <w:p>
             <w:pPr>
@@ -485,23 +1225,7 @@
               <w:rPr>
                 <w:sz w:val="19"/>
               </w:rPr>
-              <w:t>microSD card</w:t>
-            </w:r>
-          </w:p>
-        </w:tc>
-        <w:tc>
-          <w:tcPr>
-            <w:tcW w:type="dxa" w:w="1152"/>
-          </w:tcPr>
-          <w:p>
-            <w:pPr>
-              <w:spacing w:after="20" w:before="20"/>
-            </w:pPr>
-            <w:r>
-              <w:rPr>
-                <w:sz w:val="19"/>
-              </w:rPr>
-              <w:t>1</w:t>
+              <w:t>Two 12 V thrusters and dual driver</w:t>
             </w:r>
           </w:p>
         </w:tc>
@@ -518,7 +1242,7 @@
               <w:rPr>
                 <w:sz w:val="19"/>
               </w:rPr>
-              <w:t>150</w:t>
+              <w:t>1,800</w:t>
             </w:r>
           </w:p>
         </w:tc>
@@ -526,7 +1250,7 @@
       <w:tr>
         <w:tc>
           <w:tcPr>
-            <w:tcW w:type="dxa" w:w="6336"/>
+            <w:tcW w:type="dxa" w:w="7488"/>
           </w:tcPr>
           <w:p>
             <w:pPr>
@@ -536,23 +1260,7 @@
               <w:rPr>
                 <w:sz w:val="19"/>
               </w:rPr>
-              <w:t>Clock module</w:t>
-            </w:r>
-          </w:p>
-        </w:tc>
-        <w:tc>
-          <w:tcPr>
-            <w:tcW w:type="dxa" w:w="1152"/>
-          </w:tcPr>
-          <w:p>
-            <w:pPr>
-              <w:spacing w:after="20" w:before="20"/>
-            </w:pPr>
-            <w:r>
-              <w:rPr>
-                <w:sz w:val="19"/>
-              </w:rPr>
-              <w:t>1</w:t>
+              <w:t>Short cleated conveyor, gear motor and driver</w:t>
             </w:r>
           </w:p>
         </w:tc>
@@ -569,7 +1277,7 @@
               <w:rPr>
                 <w:sz w:val="19"/>
               </w:rPr>
-              <w:t>100</w:t>
+              <w:t>2,000</w:t>
             </w:r>
           </w:p>
         </w:tc>
@@ -577,7 +1285,7 @@
       <w:tr>
         <w:tc>
           <w:tcPr>
-            <w:tcW w:type="dxa" w:w="6336"/>
+            <w:tcW w:type="dxa" w:w="7488"/>
           </w:tcPr>
           <w:p>
             <w:pPr>
@@ -587,13 +1295,32 @@
               <w:rPr>
                 <w:sz w:val="19"/>
               </w:rPr>
-              <w:t>Sealed enclosure, glands, desiccant, light hood</w:t>
+              <w:t>ESP32-S3 camera board, hood, LED, enclosure</w:t>
             </w:r>
           </w:p>
         </w:tc>
         <w:tc>
           <w:tcPr>
-            <w:tcW w:type="dxa" w:w="1152"/>
+            <w:tcW w:type="dxa" w:w="1728"/>
+          </w:tcPr>
+          <w:p>
+            <w:pPr>
+              <w:spacing w:after="20" w:before="20"/>
+              <w:jc w:val="right"/>
+            </w:pPr>
+            <w:r>
+              <w:rPr>
+                <w:sz w:val="19"/>
+              </w:rPr>
+              <w:t>1,850</w:t>
+            </w:r>
+          </w:p>
+        </w:tc>
+      </w:tr>
+      <w:tr>
+        <w:tc>
+          <w:tcPr>
+            <w:tcW w:type="dxa" w:w="7488"/>
           </w:tcPr>
           <w:p>
             <w:pPr>
@@ -603,7 +1330,77 @@
               <w:rPr>
                 <w:sz w:val="19"/>
               </w:rPr>
-              <w:t>1</w:t>
+              <w:t>ESP32-CAM bow detector</w:t>
+            </w:r>
+          </w:p>
+        </w:tc>
+        <w:tc>
+          <w:tcPr>
+            <w:tcW w:type="dxa" w:w="1728"/>
+          </w:tcPr>
+          <w:p>
+            <w:pPr>
+              <w:spacing w:after="20" w:before="20"/>
+              <w:jc w:val="right"/>
+            </w:pPr>
+            <w:r>
+              <w:rPr>
+                <w:sz w:val="19"/>
+              </w:rPr>
+              <w:t>600</w:t>
+            </w:r>
+          </w:p>
+        </w:tc>
+      </w:tr>
+      <w:tr>
+        <w:tc>
+          <w:tcPr>
+            <w:tcW w:type="dxa" w:w="7488"/>
+          </w:tcPr>
+          <w:p>
+            <w:pPr>
+              <w:spacing w:after="20" w:before="20"/>
+            </w:pPr>
+            <w:r>
+              <w:rPr>
+                <w:sz w:val="19"/>
+              </w:rPr>
+              <w:t>Compass with tilt sensor, three waterproof ultrasonic sensors, bump switches</w:t>
+            </w:r>
+          </w:p>
+        </w:tc>
+        <w:tc>
+          <w:tcPr>
+            <w:tcW w:type="dxa" w:w="1728"/>
+          </w:tcPr>
+          <w:p>
+            <w:pPr>
+              <w:spacing w:after="20" w:before="20"/>
+              <w:jc w:val="right"/>
+            </w:pPr>
+            <w:r>
+              <w:rPr>
+                <w:sz w:val="19"/>
+              </w:rPr>
+              <w:t>900</w:t>
+            </w:r>
+          </w:p>
+        </w:tc>
+      </w:tr>
+      <w:tr>
+        <w:tc>
+          <w:tcPr>
+            <w:tcW w:type="dxa" w:w="7488"/>
+          </w:tcPr>
+          <w:p>
+            <w:pPr>
+              <w:spacing w:after="20" w:before="20"/>
+            </w:pPr>
+            <w:r>
+              <w:rPr>
+                <w:sz w:val="19"/>
+              </w:rPr>
+              <w:t>Gate servo and reused bins</w:t>
             </w:r>
           </w:p>
         </w:tc>
@@ -628,7 +1425,7 @@
       <w:tr>
         <w:tc>
           <w:tcPr>
-            <w:tcW w:type="dxa" w:w="6336"/>
+            <w:tcW w:type="dxa" w:w="7488"/>
           </w:tcPr>
           <w:p>
             <w:pPr>
@@ -638,23 +1435,7 @@
               <w:rPr>
                 <w:sz w:val="19"/>
               </w:rPr>
-              <w:t>Waterproof ultrasonic level sensor</w:t>
-            </w:r>
-          </w:p>
-        </w:tc>
-        <w:tc>
-          <w:tcPr>
-            <w:tcW w:type="dxa" w:w="1152"/>
-          </w:tcPr>
-          <w:p>
-            <w:pPr>
-              <w:spacing w:after="20" w:before="20"/>
-            </w:pPr>
-            <w:r>
-              <w:rPr>
-                <w:sz w:val="19"/>
-              </w:rPr>
-              <w:t>1</w:t>
+              <w:t>12 V 12 Ah battery, converters, fuses, wiring</w:t>
             </w:r>
           </w:p>
         </w:tc>
@@ -671,7 +1452,7 @@
               <w:rPr>
                 <w:sz w:val="19"/>
               </w:rPr>
-              <w:t>350</w:t>
+              <w:t>2,400</w:t>
             </w:r>
           </w:p>
         </w:tc>
@@ -679,7 +1460,7 @@
       <w:tr>
         <w:tc>
           <w:tcPr>
-            <w:tcW w:type="dxa" w:w="6336"/>
+            <w:tcW w:type="dxa" w:w="7488"/>
           </w:tcPr>
           <w:p>
             <w:pPr>
@@ -689,23 +1470,7 @@
               <w:rPr>
                 <w:sz w:val="19"/>
               </w:rPr>
-              <w:t>10 W solar panel</w:t>
-            </w:r>
-          </w:p>
-        </w:tc>
-        <w:tc>
-          <w:tcPr>
-            <w:tcW w:type="dxa" w:w="1152"/>
-          </w:tcPr>
-          <w:p>
-            <w:pPr>
-              <w:spacing w:after="20" w:before="20"/>
-            </w:pPr>
-            <w:r>
-              <w:rPr>
-                <w:sz w:val="19"/>
-              </w:rPr>
-              <w:t>1</w:t>
+              <w:t>30 W solar panel and 20 A controller (Shopee listing at about 1,084)</w:t>
             </w:r>
           </w:p>
         </w:tc>
@@ -722,7 +1487,7 @@
               <w:rPr>
                 <w:sz w:val="19"/>
               </w:rPr>
-              <w:t>800</w:t>
+              <w:t>1,100</w:t>
             </w:r>
           </w:p>
         </w:tc>
@@ -730,7 +1495,7 @@
       <w:tr>
         <w:tc>
           <w:tcPr>
-            <w:tcW w:type="dxa" w:w="6336"/>
+            <w:tcW w:type="dxa" w:w="7488"/>
           </w:tcPr>
           <w:p>
             <w:pPr>
@@ -740,13 +1505,32 @@
               <w:rPr>
                 <w:sz w:val="19"/>
               </w:rPr>
-              <w:t>Charge controller, two 18650 cells, holder, converter</w:t>
+              <w:t>Waterproofing and hardware</w:t>
             </w:r>
           </w:p>
         </w:tc>
         <w:tc>
           <w:tcPr>
-            <w:tcW w:type="dxa" w:w="1152"/>
+            <w:tcW w:type="dxa" w:w="1728"/>
+          </w:tcPr>
+          <w:p>
+            <w:pPr>
+              <w:spacing w:after="20" w:before="20"/>
+              <w:jc w:val="right"/>
+            </w:pPr>
+            <w:r>
+              <w:rPr>
+                <w:sz w:val="19"/>
+              </w:rPr>
+              <w:t>500</w:t>
+            </w:r>
+          </w:p>
+        </w:tc>
+      </w:tr>
+      <w:tr>
+        <w:tc>
+          <w:tcPr>
+            <w:tcW w:type="dxa" w:w="7488"/>
           </w:tcPr>
           <w:p>
             <w:pPr>
@@ -756,7 +1540,42 @@
               <w:rPr>
                 <w:sz w:val="19"/>
               </w:rPr>
-              <w:t>1 set</w:t>
+              <w:t>Flood node with three float switches, buzzer, mini panel, cell, staff gauge</w:t>
+            </w:r>
+          </w:p>
+        </w:tc>
+        <w:tc>
+          <w:tcPr>
+            <w:tcW w:type="dxa" w:w="1728"/>
+          </w:tcPr>
+          <w:p>
+            <w:pPr>
+              <w:spacing w:after="20" w:before="20"/>
+              <w:jc w:val="right"/>
+            </w:pPr>
+            <w:r>
+              <w:rPr>
+                <w:sz w:val="19"/>
+              </w:rPr>
+              <w:t>1,000</w:t>
+            </w:r>
+          </w:p>
+        </w:tc>
+      </w:tr>
+      <w:tr>
+        <w:tc>
+          <w:tcPr>
+            <w:tcW w:type="dxa" w:w="7488"/>
+          </w:tcPr>
+          <w:p>
+            <w:pPr>
+              <w:spacing w:after="20" w:before="20"/>
+            </w:pPr>
+            <w:r>
+              <w:rPr>
+                <w:sz w:val="19"/>
+              </w:rPr>
+              <w:t>Bank dock and two barriers (rope, floats, post from the barangay)</w:t>
             </w:r>
           </w:p>
         </w:tc>
@@ -781,568 +1600,7 @@
       <w:tr>
         <w:tc>
           <w:tcPr>
-            <w:tcW w:type="dxa" w:w="6336"/>
-          </w:tcPr>
-          <w:p>
-            <w:pPr>
-              <w:spacing w:after="20" w:before="20"/>
-            </w:pPr>
-            <w:r>
-              <w:rPr>
-                <w:sz w:val="19"/>
-              </w:rPr>
-              <w:t>Wiring, fuse, switch, connectors</w:t>
-            </w:r>
-          </w:p>
-        </w:tc>
-        <w:tc>
-          <w:tcPr>
-            <w:tcW w:type="dxa" w:w="1152"/>
-          </w:tcPr>
-          <w:p>
-            <w:pPr>
-              <w:spacing w:after="20" w:before="20"/>
-            </w:pPr>
-            <w:r>
-              <w:rPr>
-                <w:sz w:val="19"/>
-              </w:rPr>
-              <w:t>1 set</w:t>
-            </w:r>
-          </w:p>
-        </w:tc>
-        <w:tc>
-          <w:tcPr>
-            <w:tcW w:type="dxa" w:w="1728"/>
-          </w:tcPr>
-          <w:p>
-            <w:pPr>
-              <w:spacing w:after="20" w:before="20"/>
-              <w:jc w:val="right"/>
-            </w:pPr>
-            <w:r>
-              <w:rPr>
-                <w:sz w:val="19"/>
-              </w:rPr>
-              <w:t>250</w:t>
-            </w:r>
-          </w:p>
-        </w:tc>
-      </w:tr>
-      <w:tr>
-        <w:tc>
-          <w:tcPr>
-            <w:tcW w:type="dxa" w:w="6336"/>
-          </w:tcPr>
-          <w:p>
-            <w:pPr>
-              <w:spacing w:after="20" w:before="20"/>
-            </w:pPr>
-            <w:r>
-              <w:rPr>
-                <w:sz w:val="19"/>
-              </w:rPr>
-              <w:t>Two reused bins and painted staff gauge</w:t>
-            </w:r>
-          </w:p>
-        </w:tc>
-        <w:tc>
-          <w:tcPr>
-            <w:tcW w:type="dxa" w:w="1152"/>
-          </w:tcPr>
-          <w:p>
-            <w:pPr>
-              <w:spacing w:after="20" w:before="20"/>
-            </w:pPr>
-            <w:r>
-              <w:rPr>
-                <w:sz w:val="19"/>
-              </w:rPr>
-              <w:t>1 set</w:t>
-            </w:r>
-          </w:p>
-        </w:tc>
-        <w:tc>
-          <w:tcPr>
-            <w:tcW w:type="dxa" w:w="1728"/>
-          </w:tcPr>
-          <w:p>
-            <w:pPr>
-              <w:spacing w:after="20" w:before="20"/>
-              <w:jc w:val="right"/>
-            </w:pPr>
-            <w:r>
-              <w:rPr>
-                <w:sz w:val="19"/>
-              </w:rPr>
-              <w:t>150</w:t>
-            </w:r>
-          </w:p>
-        </w:tc>
-      </w:tr>
-      <w:tr>
-        <w:tc>
-          <w:tcPr>
-            <w:tcW w:type="dxa" w:w="6336"/>
-          </w:tcPr>
-          <w:p>
-            <w:pPr>
-              <w:spacing w:after="20" w:before="20"/>
-            </w:pPr>
-            <w:r>
-              <w:rPr>
-                <w:sz w:val="19"/>
-              </w:rPr>
-              <w:t>Worm-gear DC motor, motor driver</w:t>
-            </w:r>
-          </w:p>
-        </w:tc>
-        <w:tc>
-          <w:tcPr>
-            <w:tcW w:type="dxa" w:w="1152"/>
-          </w:tcPr>
-          <w:p>
-            <w:pPr>
-              <w:spacing w:after="20" w:before="20"/>
-            </w:pPr>
-            <w:r>
-              <w:rPr>
-                <w:sz w:val="19"/>
-              </w:rPr>
-              <w:t>2</w:t>
-            </w:r>
-          </w:p>
-        </w:tc>
-        <w:tc>
-          <w:tcPr>
-            <w:tcW w:type="dxa" w:w="1728"/>
-          </w:tcPr>
-          <w:p>
-            <w:pPr>
-              <w:spacing w:after="20" w:before="20"/>
-              <w:jc w:val="right"/>
-            </w:pPr>
-            <w:r>
-              <w:rPr>
-                <w:sz w:val="19"/>
-              </w:rPr>
-              <w:t>650</w:t>
-            </w:r>
-          </w:p>
-        </w:tc>
-      </w:tr>
-      <w:tr>
-        <w:tc>
-          <w:tcPr>
-            <w:tcW w:type="dxa" w:w="6336"/>
-          </w:tcPr>
-          <w:p>
-            <w:pPr>
-              <w:spacing w:after="20" w:before="20"/>
-            </w:pPr>
-            <w:r>
-              <w:rPr>
-                <w:sz w:val="19"/>
-              </w:rPr>
-              <w:t>Current and Hall sensing</w:t>
-            </w:r>
-          </w:p>
-        </w:tc>
-        <w:tc>
-          <w:tcPr>
-            <w:tcW w:type="dxa" w:w="1152"/>
-          </w:tcPr>
-          <w:p>
-            <w:pPr>
-              <w:spacing w:after="20" w:before="20"/>
-            </w:pPr>
-            <w:r>
-              <w:rPr>
-                <w:sz w:val="19"/>
-              </w:rPr>
-              <w:t>1 set</w:t>
-            </w:r>
-          </w:p>
-        </w:tc>
-        <w:tc>
-          <w:tcPr>
-            <w:tcW w:type="dxa" w:w="1728"/>
-          </w:tcPr>
-          <w:p>
-            <w:pPr>
-              <w:spacing w:after="20" w:before="20"/>
-              <w:jc w:val="right"/>
-            </w:pPr>
-            <w:r>
-              <w:rPr>
-                <w:sz w:val="19"/>
-              </w:rPr>
-              <w:t>150</w:t>
-            </w:r>
-          </w:p>
-        </w:tc>
-      </w:tr>
-      <w:tr>
-        <w:tc>
-          <w:tcPr>
-            <w:tcW w:type="dxa" w:w="6336"/>
-          </w:tcPr>
-          <w:p>
-            <w:pPr>
-              <w:spacing w:after="20" w:before="20"/>
-            </w:pPr>
-            <w:r>
-              <w:rPr>
-                <w:sz w:val="19"/>
-              </w:rPr>
-              <w:t>Servo with metal gears (sorter gate)</w:t>
-            </w:r>
-          </w:p>
-        </w:tc>
-        <w:tc>
-          <w:tcPr>
-            <w:tcW w:type="dxa" w:w="1152"/>
-          </w:tcPr>
-          <w:p>
-            <w:pPr>
-              <w:spacing w:after="20" w:before="20"/>
-            </w:pPr>
-            <w:r>
-              <w:rPr>
-                <w:sz w:val="19"/>
-              </w:rPr>
-              <w:t>1</w:t>
-            </w:r>
-          </w:p>
-        </w:tc>
-        <w:tc>
-          <w:tcPr>
-            <w:tcW w:type="dxa" w:w="1728"/>
-          </w:tcPr>
-          <w:p>
-            <w:pPr>
-              <w:spacing w:after="20" w:before="20"/>
-              <w:jc w:val="right"/>
-            </w:pPr>
-            <w:r>
-              <w:rPr>
-                <w:sz w:val="19"/>
-              </w:rPr>
-              <w:t>200</w:t>
-            </w:r>
-          </w:p>
-        </w:tc>
-      </w:tr>
-      <w:tr>
-        <w:tc>
-          <w:tcPr>
-            <w:tcW w:type="dxa" w:w="6336"/>
-          </w:tcPr>
-          <w:p>
-            <w:pPr>
-              <w:spacing w:after="20" w:before="20"/>
-            </w:pPr>
-            <w:r>
-              <w:rPr>
-                <w:sz w:val="19"/>
-              </w:rPr>
-              <w:t>Ramp, rake arm, coarse bars, fine mesh, shear pins</w:t>
-            </w:r>
-          </w:p>
-        </w:tc>
-        <w:tc>
-          <w:tcPr>
-            <w:tcW w:type="dxa" w:w="1152"/>
-          </w:tcPr>
-          <w:p>
-            <w:pPr>
-              <w:spacing w:after="20" w:before="20"/>
-            </w:pPr>
-            <w:r>
-              <w:rPr>
-                <w:sz w:val="19"/>
-              </w:rPr>
-              <w:t>1 set</w:t>
-            </w:r>
-          </w:p>
-        </w:tc>
-        <w:tc>
-          <w:tcPr>
-            <w:tcW w:type="dxa" w:w="1728"/>
-          </w:tcPr>
-          <w:p>
-            <w:pPr>
-              <w:spacing w:after="20" w:before="20"/>
-              <w:jc w:val="right"/>
-            </w:pPr>
-            <w:r>
-              <w:rPr>
-                <w:sz w:val="19"/>
-              </w:rPr>
-              <w:t>500</w:t>
-            </w:r>
-          </w:p>
-        </w:tc>
-      </w:tr>
-      <w:tr>
-        <w:tc>
-          <w:tcPr>
-            <w:tcW w:type="dxa" w:w="6336"/>
-          </w:tcPr>
-          <w:p>
-            <w:pPr>
-              <w:spacing w:after="20" w:before="20"/>
-            </w:pPr>
-            <w:r>
-              <w:rPr>
-                <w:sz w:val="19"/>
-              </w:rPr>
-              <w:t>Pontoons: four reused 200 L drums with sealed caps</w:t>
-            </w:r>
-          </w:p>
-        </w:tc>
-        <w:tc>
-          <w:tcPr>
-            <w:tcW w:type="dxa" w:w="1152"/>
-          </w:tcPr>
-          <w:p>
-            <w:pPr>
-              <w:spacing w:after="20" w:before="20"/>
-            </w:pPr>
-            <w:r>
-              <w:rPr>
-                <w:sz w:val="19"/>
-              </w:rPr>
-              <w:t>4</w:t>
-            </w:r>
-          </w:p>
-        </w:tc>
-        <w:tc>
-          <w:tcPr>
-            <w:tcW w:type="dxa" w:w="1728"/>
-          </w:tcPr>
-          <w:p>
-            <w:pPr>
-              <w:spacing w:after="20" w:before="20"/>
-              <w:jc w:val="right"/>
-            </w:pPr>
-            <w:r>
-              <w:rPr>
-                <w:sz w:val="19"/>
-              </w:rPr>
-              <w:t>2,000</w:t>
-            </w:r>
-          </w:p>
-        </w:tc>
-      </w:tr>
-      <w:tr>
-        <w:tc>
-          <w:tcPr>
-            <w:tcW w:type="dxa" w:w="6336"/>
-          </w:tcPr>
-          <w:p>
-            <w:pPr>
-              <w:spacing w:after="20" w:before="20"/>
-            </w:pPr>
-            <w:r>
-              <w:rPr>
-                <w:sz w:val="19"/>
-              </w:rPr>
-              <w:t>Deck frame and guard rails (marine plywood, aluminum angle or PVC)</w:t>
-            </w:r>
-          </w:p>
-        </w:tc>
-        <w:tc>
-          <w:tcPr>
-            <w:tcW w:type="dxa" w:w="1152"/>
-          </w:tcPr>
-          <w:p>
-            <w:pPr>
-              <w:spacing w:after="20" w:before="20"/>
-            </w:pPr>
-            <w:r>
-              <w:rPr>
-                <w:sz w:val="19"/>
-              </w:rPr>
-              <w:t>1 set</w:t>
-            </w:r>
-          </w:p>
-        </w:tc>
-        <w:tc>
-          <w:tcPr>
-            <w:tcW w:type="dxa" w:w="1728"/>
-          </w:tcPr>
-          <w:p>
-            <w:pPr>
-              <w:spacing w:after="20" w:before="20"/>
-              <w:jc w:val="right"/>
-            </w:pPr>
-            <w:r>
-              <w:rPr>
-                <w:sz w:val="19"/>
-              </w:rPr>
-              <w:t>1,900</w:t>
-            </w:r>
-          </w:p>
-        </w:tc>
-      </w:tr>
-      <w:tr>
-        <w:tc>
-          <w:tcPr>
-            <w:tcW w:type="dxa" w:w="6336"/>
-          </w:tcPr>
-          <w:p>
-            <w:pPr>
-              <w:spacing w:after="20" w:before="20"/>
-            </w:pPr>
-            <w:r>
-              <w:rPr>
-                <w:sz w:val="19"/>
-              </w:rPr>
-              <w:t>Boom arms, net skirt, bottle floats, rope</w:t>
-            </w:r>
-          </w:p>
-        </w:tc>
-        <w:tc>
-          <w:tcPr>
-            <w:tcW w:type="dxa" w:w="1152"/>
-          </w:tcPr>
-          <w:p>
-            <w:pPr>
-              <w:spacing w:after="20" w:before="20"/>
-            </w:pPr>
-            <w:r>
-              <w:rPr>
-                <w:sz w:val="19"/>
-              </w:rPr>
-              <w:t>1 set</w:t>
-            </w:r>
-          </w:p>
-        </w:tc>
-        <w:tc>
-          <w:tcPr>
-            <w:tcW w:type="dxa" w:w="1728"/>
-          </w:tcPr>
-          <w:p>
-            <w:pPr>
-              <w:spacing w:after="20" w:before="20"/>
-              <w:jc w:val="right"/>
-            </w:pPr>
-            <w:r>
-              <w:rPr>
-                <w:sz w:val="19"/>
-              </w:rPr>
-              <w:t>600</w:t>
-            </w:r>
-          </w:p>
-        </w:tc>
-      </w:tr>
-      <w:tr>
-        <w:tc>
-          <w:tcPr>
-            <w:tcW w:type="dxa" w:w="6336"/>
-          </w:tcPr>
-          <w:p>
-            <w:pPr>
-              <w:spacing w:after="20" w:before="20"/>
-            </w:pPr>
-            <w:r>
-              <w:rPr>
-                <w:sz w:val="19"/>
-              </w:rPr>
-              <w:t>Mooring: two anchors, swivels, rope, quick release, haul line, bank cleat</w:t>
-            </w:r>
-          </w:p>
-        </w:tc>
-        <w:tc>
-          <w:tcPr>
-            <w:tcW w:type="dxa" w:w="1152"/>
-          </w:tcPr>
-          <w:p>
-            <w:pPr>
-              <w:spacing w:after="20" w:before="20"/>
-            </w:pPr>
-            <w:r>
-              <w:rPr>
-                <w:sz w:val="19"/>
-              </w:rPr>
-              <w:t>1 set</w:t>
-            </w:r>
-          </w:p>
-        </w:tc>
-        <w:tc>
-          <w:tcPr>
-            <w:tcW w:type="dxa" w:w="1728"/>
-          </w:tcPr>
-          <w:p>
-            <w:pPr>
-              <w:spacing w:after="20" w:before="20"/>
-              <w:jc w:val="right"/>
-            </w:pPr>
-            <w:r>
-              <w:rPr>
-                <w:sz w:val="19"/>
-              </w:rPr>
-              <w:t>900</w:t>
-            </w:r>
-          </w:p>
-        </w:tc>
-      </w:tr>
-      <w:tr>
-        <w:tc>
-          <w:tcPr>
-            <w:tcW w:type="dxa" w:w="6336"/>
-          </w:tcPr>
-          <w:p>
-            <w:pPr>
-              <w:spacing w:after="20" w:before="20"/>
-            </w:pPr>
-            <w:r>
-              <w:rPr>
-                <w:sz w:val="19"/>
-              </w:rPr>
-              <w:t>Stainless hardware, sealant, waterproofing</w:t>
-            </w:r>
-          </w:p>
-        </w:tc>
-        <w:tc>
-          <w:tcPr>
-            <w:tcW w:type="dxa" w:w="1152"/>
-          </w:tcPr>
-          <w:p>
-            <w:pPr>
-              <w:spacing w:after="20" w:before="20"/>
-            </w:pPr>
-            <w:r>
-              <w:rPr>
-                <w:sz w:val="19"/>
-              </w:rPr>
-              <w:t>1 set</w:t>
-            </w:r>
-          </w:p>
-        </w:tc>
-        <w:tc>
-          <w:tcPr>
-            <w:tcW w:type="dxa" w:w="1728"/>
-          </w:tcPr>
-          <w:p>
-            <w:pPr>
-              <w:spacing w:after="20" w:before="20"/>
-              <w:jc w:val="right"/>
-            </w:pPr>
-            <w:r>
-              <w:rPr>
-                <w:sz w:val="19"/>
-              </w:rPr>
-              <w:t>600</w:t>
-            </w:r>
-          </w:p>
-        </w:tc>
-      </w:tr>
-      <w:tr>
-        <w:tc>
-          <w:tcPr>
-            <w:tcW w:type="dxa" w:w="6336"/>
+            <w:tcW w:type="dxa" w:w="7488"/>
           </w:tcPr>
           <w:p>
             <w:pPr>
@@ -1359,12 +1617,39 @@
         </w:tc>
         <w:tc>
           <w:tcPr>
-            <w:tcW w:type="dxa" w:w="1152"/>
+            <w:tcW w:type="dxa" w:w="1728"/>
+          </w:tcPr>
+          <w:p>
+            <w:pPr>
+              <w:spacing w:after="20" w:before="20"/>
+              <w:jc w:val="right"/>
+            </w:pPr>
+            <w:r>
+              <w:rPr>
+                <w:b/>
+                <w:sz w:val="19"/>
+              </w:rPr>
+              <w:t>15,350</w:t>
+            </w:r>
+          </w:p>
+        </w:tc>
+      </w:tr>
+      <w:tr>
+        <w:tc>
+          <w:tcPr>
+            <w:tcW w:type="dxa" w:w="7488"/>
           </w:tcPr>
           <w:p>
             <w:pPr>
               <w:spacing w:after="20" w:before="20"/>
             </w:pPr>
+            <w:r>
+              <w:rPr>
+                <w:b/>
+                <w:sz w:val="19"/>
+              </w:rPr>
+              <w:t>Contingency</w:t>
+            </w:r>
           </w:p>
         </w:tc>
         <w:tc>
@@ -1381,7 +1666,7 @@
                 <w:b/>
                 <w:sz w:val="19"/>
               </w:rPr>
-              <w:t>11,500</w:t>
+              <w:t>650</w:t>
             </w:r>
           </w:p>
         </w:tc>
@@ -1389,7 +1674,7 @@
       <w:tr>
         <w:tc>
           <w:tcPr>
-            <w:tcW w:type="dxa" w:w="6336"/>
+            <w:tcW w:type="dxa" w:w="7488"/>
           </w:tcPr>
           <w:p>
             <w:pPr>
@@ -1400,18 +1685,8 @@
                 <w:b/>
                 <w:sz w:val="19"/>
               </w:rPr>
-              <w:t>Contingency</w:t>
+              <w:t>Pilot total</w:t>
             </w:r>
-          </w:p>
-        </w:tc>
-        <w:tc>
-          <w:tcPr>
-            <w:tcW w:type="dxa" w:w="1152"/>
-          </w:tcPr>
-          <w:p>
-            <w:pPr>
-              <w:spacing w:after="20" w:before="20"/>
-            </w:pPr>
           </w:p>
         </w:tc>
         <w:tc>
@@ -1428,54 +1703,7 @@
                 <w:b/>
                 <w:sz w:val="19"/>
               </w:rPr>
-              <w:t>500</w:t>
-            </w:r>
-          </w:p>
-        </w:tc>
-      </w:tr>
-      <w:tr>
-        <w:tc>
-          <w:tcPr>
-            <w:tcW w:type="dxa" w:w="6336"/>
-          </w:tcPr>
-          <w:p>
-            <w:pPr>
-              <w:spacing w:after="20" w:before="20"/>
-            </w:pPr>
-            <w:r>
-              <w:rPr>
-                <w:b/>
-                <w:sz w:val="19"/>
-              </w:rPr>
-              <w:t>Pilot total</w:t>
-            </w:r>
-          </w:p>
-        </w:tc>
-        <w:tc>
-          <w:tcPr>
-            <w:tcW w:type="dxa" w:w="1152"/>
-          </w:tcPr>
-          <w:p>
-            <w:pPr>
-              <w:spacing w:after="20" w:before="20"/>
-            </w:pPr>
-          </w:p>
-        </w:tc>
-        <w:tc>
-          <w:tcPr>
-            <w:tcW w:type="dxa" w:w="1728"/>
-          </w:tcPr>
-          <w:p>
-            <w:pPr>
-              <w:spacing w:after="20" w:before="20"/>
-              <w:jc w:val="right"/>
-            </w:pPr>
-            <w:r>
-              <w:rPr>
-                <w:b/>
-                <w:sz w:val="19"/>
-              </w:rPr>
-              <w:t>12,000</w:t>
+              <w:t>16,000</w:t>
             </w:r>
           </w:p>
         </w:tc>
@@ -1488,211 +1716,7 @@
     </w:p>
     <w:p>
       <w:r>
-        <w:t>Materials: four sealed drums, a deck frame, PVC or plastic stock for the ramp and arm, stainless fasteners, UV-stable rope and an IP65 box. These are pilot-grade and should last months. Upgrades: HDPE pipe pontoons and stainless mesh. We will ask the barangay for drums, rope and bins in kind.</w:t>
-      </w:r>
-    </w:p>
-    <w:p>
-      <w:r>
-        <w:t>Add-ons, only when a measured trigger fires:</w:t>
-      </w:r>
-    </w:p>
-    <w:tbl>
-      <w:tblPr>
-        <w:tblStyle w:val="TableGrid"/>
-        <w:tblW w:type="auto" w:w="0"/>
-        <w:tblLayout w:type="fixed"/>
-        <w:tblLook w:firstColumn="1" w:firstRow="1" w:lastColumn="0" w:lastRow="0" w:noHBand="0" w:noVBand="1" w:val="04A0"/>
-      </w:tblPr>
-      <w:tblGrid>
-        <w:gridCol w:w="6336"/>
-        <w:gridCol w:w="2880"/>
-      </w:tblGrid>
-      <w:tr>
-        <w:tc>
-          <w:tcPr>
-            <w:tcW w:type="dxa" w:w="6336"/>
-            <w:shd w:val="clear" w:color="auto" w:fill="DCEBF5"/>
-          </w:tcPr>
-          <w:p>
-            <w:pPr>
-              <w:spacing w:after="20" w:before="20"/>
-            </w:pPr>
-            <w:r>
-              <w:rPr>
-                <w:b/>
-                <w:sz w:val="19"/>
-              </w:rPr>
-              <w:t>Add-on or alternative</w:t>
-            </w:r>
-          </w:p>
-        </w:tc>
-        <w:tc>
-          <w:tcPr>
-            <w:tcW w:type="dxa" w:w="2880"/>
-            <w:shd w:val="clear" w:color="auto" w:fill="DCEBF5"/>
-          </w:tcPr>
-          <w:p>
-            <w:pPr>
-              <w:spacing w:after="20" w:before="20"/>
-            </w:pPr>
-            <w:r>
-              <w:rPr>
-                <w:b/>
-                <w:sz w:val="19"/>
-              </w:rPr>
-              <w:t>PHP</w:t>
-            </w:r>
-          </w:p>
-        </w:tc>
-      </w:tr>
-      <w:tr>
-        <w:tc>
-          <w:tcPr>
-            <w:tcW w:type="dxa" w:w="6336"/>
-          </w:tcPr>
-          <w:p>
-            <w:pPr>
-              <w:spacing w:after="20" w:before="20"/>
-            </w:pPr>
-            <w:r>
-              <w:rPr>
-                <w:sz w:val="19"/>
-              </w:rPr>
-              <w:t>Bank-mounted version with a hinged float foot instead of the raft</w:t>
-            </w:r>
-          </w:p>
-        </w:tc>
-        <w:tc>
-          <w:tcPr>
-            <w:tcW w:type="dxa" w:w="2880"/>
-          </w:tcPr>
-          <w:p>
-            <w:pPr>
-              <w:spacing w:after="20" w:before="20"/>
-            </w:pPr>
-            <w:r>
-              <w:rPr>
-                <w:sz w:val="19"/>
-              </w:rPr>
-              <w:t>about 6,800 in total</w:t>
-            </w:r>
-          </w:p>
-        </w:tc>
-      </w:tr>
-      <w:tr>
-        <w:tc>
-          <w:tcPr>
-            <w:tcW w:type="dxa" w:w="6336"/>
-          </w:tcPr>
-          <w:p>
-            <w:pPr>
-              <w:spacing w:after="20" w:before="20"/>
-            </w:pPr>
-            <w:r>
-              <w:rPr>
-                <w:sz w:val="19"/>
-              </w:rPr>
-              <w:t>Belt conveyor in place of the rake arm (frame, belt, rollers, larger motor)</w:t>
-            </w:r>
-          </w:p>
-        </w:tc>
-        <w:tc>
-          <w:tcPr>
-            <w:tcW w:type="dxa" w:w="2880"/>
-          </w:tcPr>
-          <w:p>
-            <w:pPr>
-              <w:spacing w:after="20" w:before="20"/>
-              <w:jc w:val="right"/>
-            </w:pPr>
-            <w:r>
-              <w:rPr>
-                <w:sz w:val="19"/>
-              </w:rPr>
-              <w:t>+4,000 to 10,000 (unconfirmed)</w:t>
-            </w:r>
-          </w:p>
-        </w:tc>
-      </w:tr>
-      <w:tr>
-        <w:tc>
-          <w:tcPr>
-            <w:tcW w:type="dxa" w:w="6336"/>
-          </w:tcPr>
-          <w:p>
-            <w:pPr>
-              <w:spacing w:after="20" w:before="20"/>
-            </w:pPr>
-            <w:r>
-              <w:rPr>
-                <w:sz w:val="19"/>
-              </w:rPr>
-              <w:t>Second camera angle</w:t>
-            </w:r>
-          </w:p>
-        </w:tc>
-        <w:tc>
-          <w:tcPr>
-            <w:tcW w:type="dxa" w:w="2880"/>
-          </w:tcPr>
-          <w:p>
-            <w:pPr>
-              <w:spacing w:after="20" w:before="20"/>
-              <w:jc w:val="right"/>
-            </w:pPr>
-            <w:r>
-              <w:rPr>
-                <w:sz w:val="19"/>
-              </w:rPr>
-              <w:t>+1,300</w:t>
-            </w:r>
-          </w:p>
-        </w:tc>
-      </w:tr>
-      <w:tr>
-        <w:tc>
-          <w:tcPr>
-            <w:tcW w:type="dxa" w:w="6336"/>
-          </w:tcPr>
-          <w:p>
-            <w:pPr>
-              <w:spacing w:after="20" w:before="20"/>
-            </w:pPr>
-            <w:r>
-              <w:rPr>
-                <w:sz w:val="19"/>
-              </w:rPr>
-              <w:t>Larger battery for cloudy weeks</w:t>
-            </w:r>
-          </w:p>
-        </w:tc>
-        <w:tc>
-          <w:tcPr>
-            <w:tcW w:type="dxa" w:w="2880"/>
-          </w:tcPr>
-          <w:p>
-            <w:pPr>
-              <w:spacing w:after="20" w:before="20"/>
-              <w:jc w:val="right"/>
-            </w:pPr>
-            <w:r>
-              <w:rPr>
-                <w:sz w:val="19"/>
-              </w:rPr>
-              <w:t>+2,500 to 4,000 (unconfirmed)</w:t>
-            </w:r>
-          </w:p>
-        </w:tc>
-      </w:tr>
-    </w:tbl>
-    <w:p>
-      <w:pPr>
-        <w:spacing w:after="0"/>
-      </w:pPr>
-    </w:p>
-    <w:p>
-      <w:r>
-        <w:t>Tools to borrow: soldering iron, multimeter or USB power meter, drill, saw, pliers, kitchen scale.</w:t>
+        <w:t>Materials: PVC floats and deck, PVC or plastic stock for the scoop and belt frame, stainless fasteners, an IP65 box for the electronics. These are pilot-grade and should last months. At scale we would standardize to HDPE pipe floats and sturdier belts. Tools to borrow: soldering iron, multimeter, drill, saw, pliers, kitchen scale.</w:t>
       </w:r>
     </w:p>
     <w:p>
@@ -1706,12 +1730,12 @@
           <w:color w:val="0B5D8F"/>
           <w:sz w:val="26"/>
         </w:rPr>
-        <w:t>6. What we expect (to be tested, not promised)</w:t>
+        <w:t>7. What we expect (to be tested, not promised)</w:t>
       </w:r>
     </w:p>
     <w:p>
       <w:r>
-        <w:t>Capture: we aim to capture at least 50% of the floating debris that reaches the boom against a baseline week, lift at least 20 kg in 8 weeks and log at least 1,000 classified items. Counting: weekly device counts within 15% of a trained hand audit, and at least 85% precision and recall on photographs from unseen places.</w:t>
+        <w:t>Removal: at least 50% of the floating debris entering a 30 m patrol stretch against a baseline week, at least 20 kg lifted in 8 weeks and at least 1,000 classified items. Counting: weekly counts within 15% of a trained hand audit, and at least 85% precision and recall on photographs from unseen places. Flood alarm: sounds at all three marks in a bucket test.</w:t>
       </w:r>
     </w:p>
     <w:p>
@@ -1719,7 +1743,7 @@
         <w:rPr>
           <w:sz w:val="20"/>
         </w:rPr>
-        <w:t>Measurement details: Capture rate is kilograms lifted divided by kilograms lifted plus kilograms that pass the boom, estimated by downstream hand-net sampling. A baseline week before installation records the hand-net count, hyacinth cover and flow. The hand audit uses the same categories as NGO brand audits. If the arm cannot lift on solar power alone, the passive boom and bins continue and the camera still counts. Limits: people must still empty both bins weekly, clear the screen after storms, wipe the lens and check the battery. We will log those hours.</w:t>
+        <w:t>Limits: people must still empty the bins, clear snags and wipe the lenses, and we will log those hours. The boat covers one creek stretch and cannot lift heavy or tangled items.</w:t>
       </w:r>
     </w:p>
     <w:p>
@@ -1733,12 +1757,12 @@
           <w:color w:val="0B5D8F"/>
           <w:sz w:val="26"/>
         </w:rPr>
-        <w:t>7. Build steps</w:t>
+        <w:t>8. Build plan</w:t>
       </w:r>
     </w:p>
     <w:p>
       <w:r>
-        <w:t>Oct 30 to Nov 2: site visit, barangay letter, photographs and labels, bench power test. Nov 3 to 20: Stage 1 bench build with the CNN on the ESP32-S3, and a baseline week at the creek. Stage 2 raft and passive trap after a pond test with a 60 kg dummy load, then Stage 3 arm and sorter after a wet bench test with hyacinth, silt and a little cooking oil. Pilot December to February: weekly haul-in, emptying, hand count and report to the barangay.</w:t>
+        <w:t>Nov 2: entry due. Nov 9 to 13: screening. If shortlisted, Nov 16 to Dec 5: finish Stage 1 on a bench (conveyor, camera, CNN, battery, panel), build a scaled boat mock-up and the flood node, and a 3D model and wiring schematic. Dec 7: 30-minute pitch with a bench demo. Creek pilot January to February 2027 if supported. Stage gates: model reaches 85% on held-out photos, float and tilt tests pass, the boat reaches and scoops at least 70% of 20 floating items in a pond, and the flood alarm sounds at all three marks.</w:t>
       </w:r>
     </w:p>
     <w:p>

--- a/sft_entry/SAGIP_SFT2026_Prototype_Design.docx
+++ b/sft_entry/SAGIP_SFT2026_Prototype_Design.docx
@@ -14,7 +14,7 @@
     </w:p>
     <w:p>
       <w:r>
-        <w:t>Quick visual of what we will build and buy. Quezon City Science High School, Grade 10 team. Adviser: Skjoukje U. Jemoya. All costs and sizes are planning estimates.</w:t>
+        <w:t>Quick visual of what we will build and buy. Quezon City Science High School, Grade 10 team. Adviser: Skjoukje U. Jemoya. Site: Dario River. All costs and sizes are planning estimates.</w:t>
       </w:r>
     </w:p>
     <w:p>
@@ -33,7 +33,7 @@
     </w:p>
     <w:p>
       <w:r>
-        <w:t>A solar-powered robot boat, about 1.5 m long, patrols a creek between two floating barriers. A bow camera spots floating debris, the boat steers to it, and a scoop lifts it onto a conveyor. A second camera under a hood names each item with a small 2D convolutional neural network (CNN), and a servo gate sorts plastic and plants into two bins. A weekly offline report goes to the barangay. A separate float-switch node on the bank sounds a flood alarm.</w:t>
+        <w:t>A solar-powered robot boat, about 1.5 m long, patrols a creek between two floating barriers. A bow camera runs an object detector that boxes floating plastic, the boat steers to it, and a scoop lifts it onto a cleated conveyor, one item per pocket. A second camera under a light-tight hood names each item with a small 2D convolutional neural network (CNN), and a servo gate sorts plastic into Bin A and plants, mixed or unsure items into Bin B. A weekly offline report goes to the barangay and a monthly Plastic Trend Scoreboard goes up at the Barangay Hall. A separate float-switch node on the bank sounds a flood alarm.</w:t>
       </w:r>
     </w:p>
     <w:p>
@@ -140,6 +140,57 @@
     </w:p>
     <w:p>
       <w:pPr>
+        <w:jc w:val="center"/>
+      </w:pPr>
+      <w:r>
+        <w:drawing>
+          <wp:inline xmlns:a="http://schemas.openxmlformats.org/drawingml/2006/main" xmlns:pic="http://schemas.openxmlformats.org/drawingml/2006/picture">
+            <wp:extent cx="6035040" cy="3507029"/>
+            <wp:docPr id="3" name="Picture 3"/>
+            <wp:cNvGraphicFramePr>
+              <a:graphicFrameLocks noChangeAspect="1"/>
+            </wp:cNvGraphicFramePr>
+            <a:graphic>
+              <a:graphicData uri="http://schemas.openxmlformats.org/drawingml/2006/picture">
+                <pic:pic>
+                  <pic:nvPicPr>
+                    <pic:cNvPr id="0" name="fig_3d_iso.png"/>
+                    <pic:cNvPicPr/>
+                  </pic:nvPicPr>
+                  <pic:blipFill>
+                    <a:blip r:embed="rId13"/>
+                    <a:stretch>
+                      <a:fillRect/>
+                    </a:stretch>
+                  </pic:blipFill>
+                  <pic:spPr>
+                    <a:xfrm>
+                      <a:off x="0" y="0"/>
+                      <a:ext cx="6035040" cy="3507029"/>
+                    </a:xfrm>
+                    <a:prstGeom prst="rect"/>
+                  </pic:spPr>
+                </pic:pic>
+              </a:graphicData>
+            </a:graphic>
+          </wp:inline>
+        </w:drawing>
+      </w:r>
+    </w:p>
+    <w:p>
+      <w:pPr>
+        <w:jc w:val="center"/>
+      </w:pPr>
+      <w:r>
+        <w:rPr>
+          <w:i/>
+          <w:sz w:val="17"/>
+        </w:rPr>
+        <w:t>3D model, isometric view with the deck see-through. Numbers match the parts table. Side and top views are in SAGIP_Boat_3D_Model.png, and the STL imports into Tinkercad.</w:t>
+      </w:r>
+    </w:p>
+    <w:p>
+      <w:pPr>
         <w:keepNext/>
         <w:spacing w:before="160" w:after="60"/>
       </w:pPr>
@@ -161,8 +212,8 @@
       </w:tblPr>
       <w:tblGrid>
         <w:gridCol w:w="720"/>
-        <w:gridCol w:w="3312"/>
-        <w:gridCol w:w="5184"/>
+        <w:gridCol w:w="3600"/>
+        <w:gridCol w:w="4896"/>
       </w:tblGrid>
       <w:tr>
         <w:tc>
@@ -185,7 +236,7 @@
         </w:tc>
         <w:tc>
           <w:tcPr>
-            <w:tcW w:type="dxa" w:w="3312"/>
+            <w:tcW w:type="dxa" w:w="3600"/>
             <w:shd w:val="clear" w:color="auto" w:fill="DCEBF5"/>
           </w:tcPr>
           <w:p>
@@ -203,7 +254,7 @@
         </w:tc>
         <w:tc>
           <w:tcPr>
-            <w:tcW w:type="dxa" w:w="5184"/>
+            <w:tcW w:type="dxa" w:w="4896"/>
             <w:shd w:val="clear" w:color="auto" w:fill="DCEBF5"/>
           </w:tcPr>
           <w:p>
@@ -239,7 +290,7 @@
         </w:tc>
         <w:tc>
           <w:tcPr>
-            <w:tcW w:type="dxa" w:w="3312"/>
+            <w:tcW w:type="dxa" w:w="3600"/>
           </w:tcPr>
           <w:p>
             <w:pPr>
@@ -249,13 +300,13 @@
               <w:rPr>
                 <w:sz w:val="19"/>
               </w:rPr>
-              <w:t>Bow camera (ESP32-CAM)</w:t>
+              <w:t>Bow camera (ESP32-CAM Type C)</w:t>
             </w:r>
           </w:p>
         </w:tc>
         <w:tc>
           <w:tcPr>
-            <w:tcW w:type="dxa" w:w="5184"/>
+            <w:tcW w:type="dxa" w:w="4896"/>
           </w:tcPr>
           <w:p>
             <w:pPr>
@@ -265,7 +316,7 @@
               <w:rPr>
                 <w:sz w:val="19"/>
               </w:rPr>
-              <w:t>Spots floating debris ahead so the boat can steer to it</w:t>
+              <w:t>Runs the object detector and boxes floating plastic ahead so the boat can steer to it</w:t>
             </w:r>
           </w:p>
         </w:tc>
@@ -289,7 +340,7 @@
         </w:tc>
         <w:tc>
           <w:tcPr>
-            <w:tcW w:type="dxa" w:w="3312"/>
+            <w:tcW w:type="dxa" w:w="3600"/>
           </w:tcPr>
           <w:p>
             <w:pPr>
@@ -305,7 +356,7 @@
         </w:tc>
         <w:tc>
           <w:tcPr>
-            <w:tcW w:type="dxa" w:w="5184"/>
+            <w:tcW w:type="dxa" w:w="4896"/>
           </w:tcPr>
           <w:p>
             <w:pPr>
@@ -339,7 +390,7 @@
         </w:tc>
         <w:tc>
           <w:tcPr>
-            <w:tcW w:type="dxa" w:w="3312"/>
+            <w:tcW w:type="dxa" w:w="3600"/>
           </w:tcPr>
           <w:p>
             <w:pPr>
@@ -355,7 +406,7 @@
         </w:tc>
         <w:tc>
           <w:tcPr>
-            <w:tcW w:type="dxa" w:w="5184"/>
+            <w:tcW w:type="dxa" w:w="4896"/>
           </w:tcPr>
           <w:p>
             <w:pPr>
@@ -365,7 +416,7 @@
               <w:rPr>
                 <w:sz w:val="19"/>
               </w:rPr>
-              <w:t>Carries items up in a single layer</w:t>
+              <w:t>Carries items up, one item per cleat pocket</w:t>
             </w:r>
           </w:p>
         </w:tc>
@@ -389,7 +440,7 @@
         </w:tc>
         <w:tc>
           <w:tcPr>
-            <w:tcW w:type="dxa" w:w="3312"/>
+            <w:tcW w:type="dxa" w:w="3600"/>
           </w:tcPr>
           <w:p>
             <w:pPr>
@@ -399,13 +450,13 @@
               <w:rPr>
                 <w:sz w:val="19"/>
               </w:rPr>
-              <w:t>Belt camera and CNN (ESP32-S3)</w:t>
+              <w:t>Belt camera and CNN (ESP32-S3) under a hood</w:t>
             </w:r>
           </w:p>
         </w:tc>
         <w:tc>
           <w:tcPr>
-            <w:tcW w:type="dxa" w:w="5184"/>
+            <w:tcW w:type="dxa" w:w="4896"/>
           </w:tcPr>
           <w:p>
             <w:pPr>
@@ -415,7 +466,7 @@
               <w:rPr>
                 <w:sz w:val="19"/>
               </w:rPr>
-              <w:t>Names each item under a lit hood</w:t>
+              <w:t>Names each item in the same light, and a blob count flags mixed items</w:t>
             </w:r>
           </w:p>
         </w:tc>
@@ -439,7 +490,7 @@
         </w:tc>
         <w:tc>
           <w:tcPr>
-            <w:tcW w:type="dxa" w:w="3312"/>
+            <w:tcW w:type="dxa" w:w="3600"/>
           </w:tcPr>
           <w:p>
             <w:pPr>
@@ -455,7 +506,7 @@
         </w:tc>
         <w:tc>
           <w:tcPr>
-            <w:tcW w:type="dxa" w:w="5184"/>
+            <w:tcW w:type="dxa" w:w="4896"/>
           </w:tcPr>
           <w:p>
             <w:pPr>
@@ -465,7 +516,7 @@
               <w:rPr>
                 <w:sz w:val="19"/>
               </w:rPr>
-              <w:t>Plastic to Bin A, plants or unsure items to Bin B</w:t>
+              <w:t>Plastic to Bin A, plants, mixed or unsure items to Bin B</w:t>
             </w:r>
           </w:p>
         </w:tc>
@@ -489,7 +540,7 @@
         </w:tc>
         <w:tc>
           <w:tcPr>
-            <w:tcW w:type="dxa" w:w="3312"/>
+            <w:tcW w:type="dxa" w:w="3600"/>
           </w:tcPr>
           <w:p>
             <w:pPr>
@@ -505,7 +556,7 @@
         </w:tc>
         <w:tc>
           <w:tcPr>
-            <w:tcW w:type="dxa" w:w="5184"/>
+            <w:tcW w:type="dxa" w:w="4896"/>
           </w:tcPr>
           <w:p>
             <w:pPr>
@@ -515,7 +566,7 @@
               <w:rPr>
                 <w:sz w:val="19"/>
               </w:rPr>
-              <w:t>Two ESP32 boards, drivers, converters</w:t>
+              <w:t>ESP32 boards, drivers, converters, tilt sensor</w:t>
             </w:r>
           </w:p>
         </w:tc>
@@ -539,7 +590,7 @@
         </w:tc>
         <w:tc>
           <w:tcPr>
-            <w:tcW w:type="dxa" w:w="3312"/>
+            <w:tcW w:type="dxa" w:w="3600"/>
           </w:tcPr>
           <w:p>
             <w:pPr>
@@ -555,7 +606,7 @@
         </w:tc>
         <w:tc>
           <w:tcPr>
-            <w:tcW w:type="dxa" w:w="5184"/>
+            <w:tcW w:type="dxa" w:w="4896"/>
           </w:tcPr>
           <w:p>
             <w:pPr>
@@ -565,7 +616,7 @@
               <w:rPr>
                 <w:sz w:val="19"/>
               </w:rPr>
-              <w:t>Flat roof over the deck, charges the battery</w:t>
+              <w:t>Flat on the deck, charges the battery</w:t>
             </w:r>
           </w:p>
         </w:tc>
@@ -589,7 +640,7 @@
         </w:tc>
         <w:tc>
           <w:tcPr>
-            <w:tcW w:type="dxa" w:w="3312"/>
+            <w:tcW w:type="dxa" w:w="3600"/>
           </w:tcPr>
           <w:p>
             <w:pPr>
@@ -599,13 +650,13 @@
               <w:rPr>
                 <w:sz w:val="19"/>
               </w:rPr>
-              <w:t>12 V 12 Ah battery</w:t>
+              <w:t>12 V 12 Ah sealed lead-acid battery</w:t>
             </w:r>
           </w:p>
         </w:tc>
         <w:tc>
           <w:tcPr>
-            <w:tcW w:type="dxa" w:w="5184"/>
+            <w:tcW w:type="dxa" w:w="4896"/>
           </w:tcPr>
           <w:p>
             <w:pPr>
@@ -639,7 +690,7 @@
         </w:tc>
         <w:tc>
           <w:tcPr>
-            <w:tcW w:type="dxa" w:w="3312"/>
+            <w:tcW w:type="dxa" w:w="3600"/>
           </w:tcPr>
           <w:p>
             <w:pPr>
@@ -655,7 +706,7 @@
         </w:tc>
         <w:tc>
           <w:tcPr>
-            <w:tcW w:type="dxa" w:w="5184"/>
+            <w:tcW w:type="dxa" w:w="4896"/>
           </w:tcPr>
           <w:p>
             <w:pPr>
@@ -689,7 +740,7 @@
         </w:tc>
         <w:tc>
           <w:tcPr>
-            <w:tcW w:type="dxa" w:w="3312"/>
+            <w:tcW w:type="dxa" w:w="3600"/>
           </w:tcPr>
           <w:p>
             <w:pPr>
@@ -699,13 +750,13 @@
               <w:rPr>
                 <w:sz w:val="19"/>
               </w:rPr>
-              <w:t>Side sensors and compass</w:t>
+              <w:t>Two side ultrasonic sensors, bump switches, compass if needed</w:t>
             </w:r>
           </w:p>
         </w:tc>
         <w:tc>
           <w:tcPr>
-            <w:tcW w:type="dxa" w:w="5184"/>
+            <w:tcW w:type="dxa" w:w="4896"/>
           </w:tcPr>
           <w:p>
             <w:pPr>
@@ -715,7 +766,7 @@
               <w:rPr>
                 <w:sz w:val="19"/>
               </w:rPr>
-              <w:t>Follow the bank, turn at the barriers, tilt cut-off</w:t>
+              <w:t>Follow the bank, sense contact at the bow, hold a heading</w:t>
             </w:r>
           </w:p>
         </w:tc>
@@ -739,7 +790,7 @@
         </w:tc>
         <w:tc>
           <w:tcPr>
-            <w:tcW w:type="dxa" w:w="3312"/>
+            <w:tcW w:type="dxa" w:w="3600"/>
           </w:tcPr>
           <w:p>
             <w:pPr>
@@ -755,7 +806,7 @@
         </w:tc>
         <w:tc>
           <w:tcPr>
-            <w:tcW w:type="dxa" w:w="5184"/>
+            <w:tcW w:type="dxa" w:w="4896"/>
           </w:tcPr>
           <w:p>
             <w:pPr>
@@ -789,7 +840,7 @@
         </w:tc>
         <w:tc>
           <w:tcPr>
-            <w:tcW w:type="dxa" w:w="3312"/>
+            <w:tcW w:type="dxa" w:w="3600"/>
           </w:tcPr>
           <w:p>
             <w:pPr>
@@ -805,7 +856,7 @@
         </w:tc>
         <w:tc>
           <w:tcPr>
-            <w:tcW w:type="dxa" w:w="5184"/>
+            <w:tcW w:type="dxa" w:w="4896"/>
           </w:tcPr>
           <w:p>
             <w:pPr>
@@ -815,7 +866,7 @@
               <w:rPr>
                 <w:sz w:val="19"/>
               </w:rPr>
-              <w:t>Three float switches and a buzzer, boat stays docked from the alert level</w:t>
+              <w:t>Three float switches, buzzer and LED, protected 18650 cell in an IP67 box</w:t>
             </w:r>
           </w:p>
         </w:tc>
@@ -852,7 +903,7 @@
         <w:t xml:space="preserve">Hyacinth: </w:t>
       </w:r>
       <w:r>
-        <w:t>water hyacinth mats carried most of the floating plastic counted in a Saigon River study (Schreyers et al., 2021), so the detector separates plants and the propellers are shrouded.</w:t>
+        <w:t>water hyacinth mats carried most of the floating plastic counted in a Saigon River study (Schreyers et al., 2021), so the upstream barrier angles mats to the bank, the detector separates plants and the propellers are shrouded.</w:t>
       </w:r>
     </w:p>
     <w:p>
@@ -897,7 +948,7 @@
         <w:t xml:space="preserve">Set patrol, no GPS: </w:t>
       </w:r>
       <w:r>
-        <w:t>the creek banks and two barriers define the route, so the boat needs only side sensors, a compass and bump switches.</w:t>
+        <w:t>the creek banks and two barriers define the route, so the boat needs only side sensors, bump switches and a compass if a heading is needed.</w:t>
       </w:r>
     </w:p>
     <w:p>
@@ -912,7 +963,37 @@
         <w:t xml:space="preserve">Stability: </w:t>
       </w:r>
       <w:r>
-        <w:t>twin floats with a wide beam, the battery low between them, foam fill, and a tilt cut-off. Float and tilt tests come first.</w:t>
+        <w:t>twin floats with a wide beam, the battery low between them, foam in the bow and stern, and a tilt cut-off. Float and tilt tests come first.</w:t>
+      </w:r>
+    </w:p>
+    <w:p>
+      <w:pPr>
+        <w:pStyle w:val="ListBullet"/>
+        <w:spacing w:after="20"/>
+      </w:pPr>
+      <w:r>
+        <w:rPr>
+          <w:b/>
+        </w:rPr>
+        <w:t xml:space="preserve">Weather and light: </w:t>
+      </w:r>
+      <w:r>
+        <w:t>a skirted black hood and a fixed LED light every photo the same way, and a hydrophobic film, an angled window and a desiccant pack keep camera housings clear of droplets and fog.</w:t>
+      </w:r>
+    </w:p>
+    <w:p>
+      <w:pPr>
+        <w:pStyle w:val="ListBullet"/>
+        <w:spacing w:after="20"/>
+      </w:pPr>
+      <w:r>
+        <w:rPr>
+          <w:b/>
+        </w:rPr>
+        <w:t xml:space="preserve">One item at a time: </w:t>
+      </w:r>
+      <w:r>
+        <w:t>cleat pockets hold one item each, and a blob count against an empty-belt photograph flags two items in one frame as mixed so they go to Bin B for a hand count.</w:t>
       </w:r>
     </w:p>
     <w:p>
@@ -941,7 +1022,22 @@
         <w:t xml:space="preserve">Patrol: </w:t>
       </w:r>
       <w:r>
-        <w:t>follows the bank, turns at the upstream barrier, returns to the dock when the bins are full or the battery is low. Staff can take over with a phone remote.</w:t>
+        <w:t>follows the bank between two barriers and returns to the dock when the bins are full or the battery is low. Staff can take over with a phone remote.</w:t>
+      </w:r>
+    </w:p>
+    <w:p>
+      <w:pPr>
+        <w:pStyle w:val="ListBullet"/>
+        <w:spacing w:after="20"/>
+      </w:pPr>
+      <w:r>
+        <w:rPr>
+          <w:b/>
+        </w:rPr>
+        <w:t xml:space="preserve">Barriers: </w:t>
+      </w:r>
+      <w:r>
+        <w:t>the upstream barrier is a rope of floats at about 30 degrees to the flow that slides mats and large debris to the bank. The downstream barrier is a straight line of floats that stops drifting debris.</w:t>
       </w:r>
     </w:p>
     <w:p>
@@ -956,7 +1052,7 @@
         <w:t xml:space="preserve">Detect and scoop: </w:t>
       </w:r>
       <w:r>
-        <w:t>a tiny detector boxes debris and separates plastic from plants. The boat steers toward plastic and the scoop lifts it onto the belt.</w:t>
+        <w:t>a small INT8 object detector boxes each floating item and separates plastic from plants. The boat steers to the nearest plastic box and the scoop lifts it onto the belt.</w:t>
       </w:r>
     </w:p>
     <w:p>
@@ -971,7 +1067,7 @@
         <w:t xml:space="preserve">Count and sort: </w:t>
       </w:r>
       <w:r>
-        <w:t>the CNN names each item. Plastic goes to Bin A, plants and low-confidence items go to Bin B. Weekly hand counts check accuracy.</w:t>
+        <w:t>the CNN names each item. Plastic goes to Bin A, and plants, mixed and low-confidence items go to Bin B. Training photographs are augmented with color shifts, blur, rotation, crops, random erasing and synthetic mud and droplets.</w:t>
       </w:r>
     </w:p>
     <w:p>
@@ -986,7 +1082,7 @@
         <w:t xml:space="preserve">Protect: </w:t>
       </w:r>
       <w:r>
-        <w:t>belt and thruster current is monitored. A jam triggers a short reverse, up to three retries, then a stop. Drivers default to off.</w:t>
+        <w:t>belt and thruster current is monitored. A jam triggers a reverse, up to three retries, then a stop and a return to the dock. Drivers default to off.</w:t>
       </w:r>
     </w:p>
     <w:p>
@@ -1001,7 +1097,7 @@
         <w:t xml:space="preserve">Plastic accounting: </w:t>
       </w:r>
       <w:r>
-        <w:t>counts become estimated kilograms and recovery value, corrected by a weekly weigh-in, in an evidence sheet for the barangay and the DENR.</w:t>
+        <w:t>counts become estimated kilograms and value, corrected by a weekly weigh-in, in an evidence sheet for the barangay and the DENR.</w:t>
       </w:r>
     </w:p>
     <w:p>
@@ -1016,7 +1112,7 @@
         <w:t xml:space="preserve">Flood warning: </w:t>
       </w:r>
       <w:r>
-        <w:t>three float switches on a staff gauge set watch, alert and danger levels. A buzzer and beacon sound, and the level is logged.</w:t>
+        <w:t>three float switches on a staff gauge set watch, alert and danger levels. A buzzer and a small LED alert residents nearby and the level is logged.</w:t>
       </w:r>
     </w:p>
     <w:p>
@@ -1030,7 +1126,7 @@
           <w:color w:val="0B5D8F"/>
           <w:sz w:val="26"/>
         </w:rPr>
-        <w:t>5. Power and wiring</w:t>
+        <w:t>5. Power, sleep and safety</w:t>
       </w:r>
     </w:p>
     <w:p>
@@ -1041,7 +1137,7 @@
         <w:drawing>
           <wp:inline xmlns:a="http://schemas.openxmlformats.org/drawingml/2006/main" xmlns:pic="http://schemas.openxmlformats.org/drawingml/2006/picture">
             <wp:extent cx="6035040" cy="3168657"/>
-            <wp:docPr id="3" name="Picture 3"/>
+            <wp:docPr id="4" name="Picture 4"/>
             <wp:cNvGraphicFramePr>
               <a:graphicFrameLocks noChangeAspect="1"/>
             </wp:cNvGraphicFramePr>
@@ -1053,7 +1149,7 @@
                     <pic:cNvPicPr/>
                   </pic:nvPicPr>
                   <pic:blipFill>
-                    <a:blip r:embed="rId13"/>
+                    <a:blip r:embed="rId14"/>
                     <a:stretch>
                       <a:fillRect/>
                     </a:stretch>
@@ -1112,6 +1208,36 @@
       </w:r>
       <w:r>
         <w:t>each motor has its own fuse and driver, the master switch cuts everything, and a low-battery rule skips patrols.</w:t>
+      </w:r>
+    </w:p>
+    <w:p>
+      <w:pPr>
+        <w:pStyle w:val="ListBullet"/>
+        <w:spacing w:after="20"/>
+      </w:pPr>
+      <w:r>
+        <w:rPr>
+          <w:b/>
+        </w:rPr>
+        <w:t xml:space="preserve">Deep sleep: </w:t>
+      </w:r>
+      <w:r>
+        <w:t>docked boards sleep and wake on a timer for each patrol, then check the flood node's last status. On patrol the bow camera idles until it sees plastic and the belt camera and LED power up only when an item arrives. The flood node sleeps until a float switch trips and wakes every ten minutes to report.</w:t>
+      </w:r>
+    </w:p>
+    <w:p>
+      <w:pPr>
+        <w:pStyle w:val="ListBullet"/>
+        <w:spacing w:after="20"/>
+      </w:pPr>
+      <w:r>
+        <w:rPr>
+          <w:b/>
+        </w:rPr>
+        <w:t xml:space="preserve">End of life and battery safety: </w:t>
+      </w:r>
+      <w:r>
+        <w:t>PVC floats, plastic bins and stainless hardware are materials local junk shops take, foam is kept to the minimum, and the lead-acid battery goes back to a dealer. The flood node's protected 18650 cell sits in an IP67 box with overcharge and over-discharge protection.</w:t>
       </w:r>
     </w:p>
     <w:p>
@@ -1190,7 +1316,7 @@
               <w:rPr>
                 <w:sz w:val="19"/>
               </w:rPr>
-              <w:t>Two 6-inch PVC floats with foam fill, frame and deck</w:t>
+              <w:t>Two 6-inch PVC floats, foam, frame and deck</w:t>
             </w:r>
           </w:p>
         </w:tc>
@@ -1260,7 +1386,7 @@
               <w:rPr>
                 <w:sz w:val="19"/>
               </w:rPr>
-              <w:t>Short cleated conveyor, gear motor and driver</w:t>
+              <w:t>Cleated conveyor, gear motor and driver</w:t>
             </w:r>
           </w:p>
         </w:tc>
@@ -1365,7 +1491,7 @@
               <w:rPr>
                 <w:sz w:val="19"/>
               </w:rPr>
-              <w:t>Compass with tilt sensor, three waterproof ultrasonic sensors, bump switches</w:t>
+              <w:t>Compass, tilt and ultrasonic sensors, bump switches</w:t>
             </w:r>
           </w:p>
         </w:tc>
@@ -1470,7 +1596,7 @@
               <w:rPr>
                 <w:sz w:val="19"/>
               </w:rPr>
-              <w:t>30 W solar panel and 20 A controller (Shopee listing at about 1,084)</w:t>
+              <w:t>30 W solar panel and 20 A charge controller</w:t>
             </w:r>
           </w:p>
         </w:tc>
@@ -1540,7 +1666,7 @@
               <w:rPr>
                 <w:sz w:val="19"/>
               </w:rPr>
-              <w:t>Flood node with three float switches, buzzer, mini panel, cell, staff gauge</w:t>
+              <w:t>Flood node: ESP32, float switches, buzzer, mini panel, cell, gauge</w:t>
             </w:r>
           </w:p>
         </w:tc>
@@ -1575,7 +1701,7 @@
               <w:rPr>
                 <w:sz w:val="19"/>
               </w:rPr>
-              <w:t>Bank dock and two barriers (rope, floats, post from the barangay)</w:t>
+              <w:t>Bank dock and two barriers (rope, floats, post)</w:t>
             </w:r>
           </w:p>
         </w:tc>
@@ -1685,7 +1811,7 @@
                 <w:b/>
                 <w:sz w:val="19"/>
               </w:rPr>
-              <w:t>Pilot total</w:t>
+              <w:t>Total</w:t>
             </w:r>
           </w:p>
         </w:tc>
@@ -1716,7 +1842,7 @@
     </w:p>
     <w:p>
       <w:r>
-        <w:t>Materials: PVC floats and deck, PVC or plastic stock for the scoop and belt frame, stainless fasteners, an IP65 box for the electronics. These are pilot-grade and should last months. At scale we would standardize to HDPE pipe floats and sturdier belts. Tools to borrow: soldering iron, multimeter, drill, saw, pliers, kitchen scale.</w:t>
+        <w:t>Materials: PVC floats and deck, PVC or plastic stock for the scoop and belt frame, stainless fasteners (316 if the estero is brackish), IP65 boxes for the electronics, battery and bow camera and an IP67 box for the flood node cell. These are pilot-grade and should last months. At scale we would standardize to HDPE pipe floats and sturdier belts. Tools to borrow: soldering iron, multimeter, drill, saw, pliers, kitchen scale.</w:t>
       </w:r>
     </w:p>
     <w:p>
@@ -1762,7 +1888,7 @@
     </w:p>
     <w:p>
       <w:r>
-        <w:t>Nov 2: entry due. Nov 9 to 13: screening. If shortlisted, Nov 16 to Dec 5: finish Stage 1 on a bench (conveyor, camera, CNN, battery, panel), build a scaled boat mock-up and the flood node, and a 3D model and wiring schematic. Dec 7: 30-minute pitch with a bench demo. Creek pilot January to February 2027 if supported. Stage gates: model reaches 85% on held-out photos, float and tilt tests pass, the boat reaches and scoops at least 70% of 20 floating items in a pond, and the flood alarm sounds at all three marks.</w:t>
+        <w:t>Nov 2: entry due. Nov 9 to 13: screening. If shortlisted, Nov 16 to Dec 5: finish Stage 1 on a bench (conveyor, camera, CNN, battery, panel), build a scaled boat mock-up and the flood node, and refine the 3D model (SAGIP_Boat_3D_Model.stl in Tinkercad) and the wiring schematic. Dec 7: 30-minute pitch with a bench demo. Creek pilot January to February 2027 if supported. Stage gates: model reaches 85% on held-out photos, float and tilt tests pass, the boat reaches and scoops at least 70% of 20 floating items in a pond, and the flood alarm sounds at all three marks.</w:t>
       </w:r>
     </w:p>
     <w:p>

--- a/sft_entry/SAGIP_SFT2026_Prototype_Design.docx
+++ b/sft_entry/SAGIP_SFT2026_Prototype_Design.docx
@@ -1037,7 +1037,7 @@
         <w:t xml:space="preserve">Barriers: </w:t>
       </w:r>
       <w:r>
-        <w:t>the upstream barrier is a rope of floats at about 30 degrees to the flow that slides mats and large debris to the bank. The downstream barrier is a straight line of floats that stops drifting debris.</w:t>
+        <w:t>the upstream barrier is a 10 mm rope with a plastic float every 30 cm, strung at about 30 degrees to the flow between bank posts so mats and large debris slide to the bank. The downstream barrier is the same rope strung straight across. A pond test checks sag and hold.</w:t>
       </w:r>
     </w:p>
     <w:p>
@@ -1222,7 +1222,7 @@
         <w:t xml:space="preserve">Deep sleep: </w:t>
       </w:r>
       <w:r>
-        <w:t>docked boards sleep and wake on a timer for each patrol, then check the flood node's last status. On patrol the bow camera idles until it sees plastic and the belt camera and LED power up only when an item arrives. The flood node sleeps until a float switch trips and wakes every ten minutes to report.</w:t>
+        <w:t>a camera board draws about 180 mA awake and 6 mA asleep at 5 V (datasheet values), about 22 Wh a day against 0.7 Wh, so sleep protects the 54 Wh solar budget. Docked boards sleep and wake on a timer for each patrol, then check the flood node's last status. On patrol the bow camera idles until it sees plastic and the belt camera and LED power up only when an item arrives. The flood node sleeps until a float switch trips and wakes every ten minutes to report.</w:t>
       </w:r>
     </w:p>
     <w:p>

--- a/sft_entry/SAGIP_SFT2026_Prototype_Design.docx
+++ b/sft_entry/SAGIP_SFT2026_Prototype_Design.docx
@@ -14,7 +14,16 @@
     </w:p>
     <w:p>
       <w:r>
-        <w:t>Quick visual of what we will build and buy. Quezon City Science High School, Grade 10 team. Adviser: Skjoukje U. Jemoya. Site: Dario River. All costs and sizes are planning estimates.</w:t>
+        <w:t xml:space="preserve">Quick visual of what we will build and buy. Quezon City Science High School, Grade 10 team. Adviser: Skjoukje U. Jemoya. Site: Dario River, </w:t>
+      </w:r>
+      <w:r>
+        <w:rPr>
+          <w:highlight w:val="yellow"/>
+        </w:rPr>
+        <w:t>[Barangay Santo Cristo, Bago Bantay, to confirm]</w:t>
+      </w:r>
+      <w:r>
+        <w:t>. All costs and sizes are planning estimates.</w:t>
       </w:r>
     </w:p>
     <w:p>

--- a/sft_entry/SAGIP_SFT2026_Prototype_Design.docx
+++ b/sft_entry/SAGIP_SFT2026_Prototype_Design.docx
@@ -9,7 +9,7 @@
           <w:color w:val="0B5D8F"/>
           <w:sz w:val="34"/>
         </w:rPr>
-        <w:t>SAGIP: Autonomous Solar Skimmer Boat with On-Chip AI (Prototype Design)</w:t>
+        <w:t>SAGIP: A Self-Navigating Boat That Collects and Counts Creek Plastic (Prototype Design)</w:t>
       </w:r>
     </w:p>
     <w:p>
@@ -42,7 +42,7 @@
     </w:p>
     <w:p>
       <w:r>
-        <w:t>A solar-powered robot boat, about 1.5 m long, patrols a creek between two floating barriers. A bow camera runs an object detector that boxes floating plastic, the boat steers to it, and a scoop lifts it onto a cleated conveyor, one item per pocket. A second camera under a light-tight hood names each item with a small 2D convolutional neural network (CNN), and a servo gate sorts plastic into Bin A and plants, mixed or unsure items into Bin B. A weekly offline report goes to the barangay and a monthly Plastic Trend Scoreboard goes up at the Barangay Hall. A separate float-switch node on the bank sounds a flood alarm.</w:t>
+        <w:t>A solar-powered robot boat, about 1.7 m long, 0.85 m wide and 0.55 m high with a draft near 10 cm, navigates on its own along a preset route between two floating barriers in a creek. A bow camera runs an object detector that boxes floating plastic, the boat steers to it, and a scoop lifts it onto a cleated conveyor, one item per pocket. A second camera under a light-tight hood names each item with a small 2D convolutional neural network (CNN), and a servo gate sorts plastic into Bin A and plants, mixed or unsure items into Bin B. A weekly offline report goes to the barangay and a monthly Plastic Trend Scoreboard goes up at the Barangay Hall. A separate float-switch node on the bank sounds a flood alarm.</w:t>
       </w:r>
     </w:p>
     <w:p>
@@ -759,7 +759,7 @@
               <w:rPr>
                 <w:sz w:val="19"/>
               </w:rPr>
-              <w:t>Two side ultrasonic sensors, bump switches, compass if needed</w:t>
+              <w:t>Two side ultrasonic sensors and bump switches</w:t>
             </w:r>
           </w:p>
         </w:tc>
@@ -775,7 +775,7 @@
               <w:rPr>
                 <w:sz w:val="19"/>
               </w:rPr>
-              <w:t>Follow the bank, sense contact at the bow, hold a heading</w:t>
+              <w:t>Keep the boat off the bank and sense contact at the bow</w:t>
             </w:r>
           </w:p>
         </w:tc>
@@ -901,108 +901,18 @@
       </w:r>
     </w:p>
     <w:p>
-      <w:pPr>
-        <w:pStyle w:val="ListBullet"/>
-        <w:spacing w:after="20"/>
-      </w:pPr>
       <w:r>
-        <w:rPr>
-          <w:b/>
-        </w:rPr>
-        <w:t xml:space="preserve">Hyacinth: </w:t>
-      </w:r>
-      <w:r>
-        <w:t>water hyacinth mats carried most of the floating plastic counted in a Saigon River study (Schreyers et al., 2021), so the upstream barrier angles mats to the bank, the detector separates plants and the propellers are shrouded.</w:t>
+        <w:t>Water hyacinth mats carried most of the floating plastic counted in a Saigon River study (Schreyers et al., 2021), so the upstream barrier angles mats to the bank, the detector separates plants and the propellers are shrouded. Floating plastic transport rose up to six times at peak river flow (van Emmerik et al., 2022), so the boat logs every item with time and the flood node logs the water level.</w:t>
       </w:r>
     </w:p>
     <w:p>
-      <w:pPr>
-        <w:pStyle w:val="ListBullet"/>
-        <w:spacing w:after="20"/>
-      </w:pPr>
       <w:r>
-        <w:rPr>
-          <w:b/>
-        </w:rPr>
-        <w:t xml:space="preserve">Rain pulses: </w:t>
-      </w:r>
-      <w:r>
-        <w:t>floating plastic transport rose up to six times at peak river flow (van Emmerik et al., 2022), so the boat logs every item with time and the flood node logs the water level.</w:t>
+        <w:t>INT8 quantization shrinks a model about fourfold (Gholami et al., 2021) and TensorFlow Lite for Microcontrollers runs it on an ESP32 (David et al., 2021). The creek banks and two barriers define a preset route, so the boat needs only side sensors and bump switches, with no GPS or compass. Twin floats with a wide beam, a low battery, foam in the bow and stern and a tilt cut-off keep it stable, and float and tilt tests come first.</w:t>
       </w:r>
     </w:p>
     <w:p>
-      <w:pPr>
-        <w:pStyle w:val="ListBullet"/>
-        <w:spacing w:after="20"/>
-      </w:pPr>
       <w:r>
-        <w:rPr>
-          <w:b/>
-        </w:rPr>
-        <w:t xml:space="preserve">On-chip AI: </w:t>
-      </w:r>
-      <w:r>
-        <w:t>INT8 quantization shrinks a model about fourfold (Gholami et al., 2021) and TensorFlow Lite for Microcontrollers runs it on an ESP32 (David et al., 2021).</w:t>
-      </w:r>
-    </w:p>
-    <w:p>
-      <w:pPr>
-        <w:pStyle w:val="ListBullet"/>
-        <w:spacing w:after="20"/>
-      </w:pPr>
-      <w:r>
-        <w:rPr>
-          <w:b/>
-        </w:rPr>
-        <w:t xml:space="preserve">Set patrol, no GPS: </w:t>
-      </w:r>
-      <w:r>
-        <w:t>the creek banks and two barriers define the route, so the boat needs only side sensors, bump switches and a compass if a heading is needed.</w:t>
-      </w:r>
-    </w:p>
-    <w:p>
-      <w:pPr>
-        <w:pStyle w:val="ListBullet"/>
-        <w:spacing w:after="20"/>
-      </w:pPr>
-      <w:r>
-        <w:rPr>
-          <w:b/>
-        </w:rPr>
-        <w:t xml:space="preserve">Stability: </w:t>
-      </w:r>
-      <w:r>
-        <w:t>twin floats with a wide beam, the battery low between them, foam in the bow and stern, and a tilt cut-off. Float and tilt tests come first.</w:t>
-      </w:r>
-    </w:p>
-    <w:p>
-      <w:pPr>
-        <w:pStyle w:val="ListBullet"/>
-        <w:spacing w:after="20"/>
-      </w:pPr>
-      <w:r>
-        <w:rPr>
-          <w:b/>
-        </w:rPr>
-        <w:t xml:space="preserve">Weather and light: </w:t>
-      </w:r>
-      <w:r>
-        <w:t>a skirted black hood and a fixed LED light every photo the same way, and a hydrophobic film, an angled window and a desiccant pack keep camera housings clear of droplets and fog.</w:t>
-      </w:r>
-    </w:p>
-    <w:p>
-      <w:pPr>
-        <w:pStyle w:val="ListBullet"/>
-        <w:spacing w:after="20"/>
-      </w:pPr>
-      <w:r>
-        <w:rPr>
-          <w:b/>
-        </w:rPr>
-        <w:t xml:space="preserve">One item at a time: </w:t>
-      </w:r>
-      <w:r>
-        <w:t>cleat pockets hold one item each, and a blob count against an empty-belt photograph flags two items in one frame as mixed so they go to Bin B for a hand count.</w:t>
+        <w:t>A skirted black hood and a fixed LED light every photo the same way, and a hydrophobic film, an angled window and a desiccant pack keep camera housings clear of droplets and fog. Cleat pockets hold one item each, and a blob count against an empty-belt photograph flags two items in one frame as mixed, so they go to Bin B for a hand count.</w:t>
       </w:r>
     </w:p>
     <w:p>
@@ -1020,108 +930,18 @@
       </w:r>
     </w:p>
     <w:p>
-      <w:pPr>
-        <w:pStyle w:val="ListBullet"/>
-        <w:spacing w:after="20"/>
-      </w:pPr>
       <w:r>
-        <w:rPr>
-          <w:b/>
-        </w:rPr>
-        <w:t xml:space="preserve">Patrol: </w:t>
-      </w:r>
-      <w:r>
-        <w:t>follows the bank between two barriers and returns to the dock when the bins are full or the battery is low. Staff can take over with a phone remote.</w:t>
+        <w:t>On patrol the boat follows its preset route between two barriers and returns to the dock when the bins are full or the battery is low. The upstream barrier is a 10 mm rope with a plastic float every 30 cm, strung at about 30 degrees to the flow between bank posts so mats and large debris slide to the bank. The downstream barrier is the same rope strung straight across, and a pond test checks sag and hold.</w:t>
       </w:r>
     </w:p>
     <w:p>
-      <w:pPr>
-        <w:pStyle w:val="ListBullet"/>
-        <w:spacing w:after="20"/>
-      </w:pPr>
       <w:r>
-        <w:rPr>
-          <w:b/>
-        </w:rPr>
-        <w:t xml:space="preserve">Barriers: </w:t>
-      </w:r>
-      <w:r>
-        <w:t>the upstream barrier is a 10 mm rope with a plastic float every 30 cm, strung at about 30 degrees to the flow between bank posts so mats and large debris slide to the bank. The downstream barrier is the same rope strung straight across. A pond test checks sag and hold.</w:t>
+        <w:t>A small INT8 object detector boxes each floating item and separates plants from plastic. The boat steers to the nearest plastic box and the scoop lifts it onto the belt, where the CNN names each item. Plastic goes to Bin A, and plants, mixed and low-confidence items go to Bin B. Training photographs are augmented with color shifts, blur, rotation, crops, random erasing and synthetic mud and droplets.</w:t>
       </w:r>
     </w:p>
     <w:p>
-      <w:pPr>
-        <w:pStyle w:val="ListBullet"/>
-        <w:spacing w:after="20"/>
-      </w:pPr>
       <w:r>
-        <w:rPr>
-          <w:b/>
-        </w:rPr>
-        <w:t xml:space="preserve">Detect and scoop: </w:t>
-      </w:r>
-      <w:r>
-        <w:t>a small INT8 object detector boxes each floating item and separates plastic from plants. The boat steers to the nearest plastic box and the scoop lifts it onto the belt.</w:t>
-      </w:r>
-    </w:p>
-    <w:p>
-      <w:pPr>
-        <w:pStyle w:val="ListBullet"/>
-        <w:spacing w:after="20"/>
-      </w:pPr>
-      <w:r>
-        <w:rPr>
-          <w:b/>
-        </w:rPr>
-        <w:t xml:space="preserve">Count and sort: </w:t>
-      </w:r>
-      <w:r>
-        <w:t>the CNN names each item. Plastic goes to Bin A, and plants, mixed and low-confidence items go to Bin B. Training photographs are augmented with color shifts, blur, rotation, crops, random erasing and synthetic mud and droplets.</w:t>
-      </w:r>
-    </w:p>
-    <w:p>
-      <w:pPr>
-        <w:pStyle w:val="ListBullet"/>
-        <w:spacing w:after="20"/>
-      </w:pPr>
-      <w:r>
-        <w:rPr>
-          <w:b/>
-        </w:rPr>
-        <w:t xml:space="preserve">Protect: </w:t>
-      </w:r>
-      <w:r>
-        <w:t>belt and thruster current is monitored. A jam triggers a reverse, up to three retries, then a stop and a return to the dock. Drivers default to off.</w:t>
-      </w:r>
-    </w:p>
-    <w:p>
-      <w:pPr>
-        <w:pStyle w:val="ListBullet"/>
-        <w:spacing w:after="20"/>
-      </w:pPr>
-      <w:r>
-        <w:rPr>
-          <w:b/>
-        </w:rPr>
-        <w:t xml:space="preserve">Plastic accounting: </w:t>
-      </w:r>
-      <w:r>
-        <w:t>counts become estimated kilograms and value, corrected by a weekly weigh-in, in an evidence sheet for the barangay and the DENR.</w:t>
-      </w:r>
-    </w:p>
-    <w:p>
-      <w:pPr>
-        <w:pStyle w:val="ListBullet"/>
-        <w:spacing w:after="20"/>
-      </w:pPr>
-      <w:r>
-        <w:rPr>
-          <w:b/>
-        </w:rPr>
-        <w:t xml:space="preserve">Flood warning: </w:t>
-      </w:r>
-      <w:r>
-        <w:t>three float switches on a staff gauge set watch, alert and danger levels. A buzzer and a small LED alert residents nearby and the level is logged.</w:t>
+        <w:t>Belt and thruster current is monitored. A jam triggers a reverse, up to three retries, then a stop and a return to the dock, and the drivers default to off. Counts become estimated kilograms and value, corrected by a weekly weigh-in, in an evidence sheet for the barangay and the DENR. On the bank, three float switches on a staff gauge set watch, alert and danger levels, and a buzzer and a small LED alert residents nearby while the level is logged.</w:t>
       </w:r>
     </w:p>
     <w:p>
@@ -1190,61 +1010,16 @@
       </w:r>
     </w:p>
     <w:p>
-      <w:pPr>
-        <w:pStyle w:val="ListBullet"/>
-        <w:spacing w:after="20"/>
-      </w:pPr>
       <w:r>
-        <w:rPr>
-          <w:b/>
-        </w:rPr>
-        <w:t xml:space="preserve">Planning figures: </w:t>
-      </w:r>
-      <w:r>
-        <w:t>a 30 W panel yields about 54 Wh a day. A 20-minute patrol uses about 25 Wh. The 12 V 12 Ah battery stores about 144 Wh, with about 72 Wh usable. We will measure these on the bench.</w:t>
+        <w:t>A 30 W panel yields about 54 Wh a day and a 20-minute patrol uses about 25 Wh. The 12 V 12 Ah battery stores about 144 Wh, with about 72 Wh usable, and we will measure these figures on the bench. Each motor has its own fuse and driver, the master switch cuts everything, a stop switch cuts motor power and a low-battery rule skips patrols.</w:t>
       </w:r>
     </w:p>
     <w:p>
-      <w:pPr>
-        <w:pStyle w:val="ListBullet"/>
-        <w:spacing w:after="20"/>
-      </w:pPr>
       <w:r>
-        <w:rPr>
-          <w:b/>
-        </w:rPr>
-        <w:t xml:space="preserve">Protection: </w:t>
-      </w:r>
-      <w:r>
-        <w:t>each motor has its own fuse and driver, the master switch cuts everything, and a low-battery rule skips patrols.</w:t>
+        <w:t>A camera board draws about 180 mA awake and 6 mA asleep at 5 V (datasheet values), about 22 Wh a day against 0.7 Wh, so sleep protects the 54 Wh solar budget. Docked boards sleep and wake on a timer for each patrol, then check the flood node's last status. On patrol the bow camera idles until it sees plastic and the belt camera and LED power up only when an item arrives. The flood node sleeps until a float switch trips and wakes every ten minutes to report.</w:t>
       </w:r>
     </w:p>
     <w:p>
-      <w:pPr>
-        <w:pStyle w:val="ListBullet"/>
-        <w:spacing w:after="20"/>
-      </w:pPr>
-      <w:r>
-        <w:rPr>
-          <w:b/>
-        </w:rPr>
-        <w:t xml:space="preserve">Deep sleep: </w:t>
-      </w:r>
-      <w:r>
-        <w:t>a camera board draws about 180 mA awake and 6 mA asleep at 5 V (datasheet values), about 22 Wh a day against 0.7 Wh, so sleep protects the 54 Wh solar budget. Docked boards sleep and wake on a timer for each patrol, then check the flood node's last status. On patrol the bow camera idles until it sees plastic and the belt camera and LED power up only when an item arrives. The flood node sleeps until a float switch trips and wakes every ten minutes to report.</w:t>
-      </w:r>
-    </w:p>
-    <w:p>
-      <w:pPr>
-        <w:pStyle w:val="ListBullet"/>
-        <w:spacing w:after="20"/>
-      </w:pPr>
-      <w:r>
-        <w:rPr>
-          <w:b/>
-        </w:rPr>
-        <w:t xml:space="preserve">End of life and battery safety: </w:t>
-      </w:r>
       <w:r>
         <w:t>PVC floats, plastic bins and stainless hardware are materials local junk shops take, foam is kept to the minimum, and the lead-acid battery goes back to a dealer. The flood node's protected 18650 cell sits in an IP67 box with overcharge and over-discharge protection.</w:t>
       </w:r>
@@ -1342,7 +1117,7 @@
               <w:rPr>
                 <w:sz w:val="19"/>
               </w:rPr>
-              <w:t>2,300</w:t>
+              <w:t>3,228</w:t>
             </w:r>
           </w:p>
         </w:tc>
@@ -1377,7 +1152,7 @@
               <w:rPr>
                 <w:sz w:val="19"/>
               </w:rPr>
-              <w:t>1,800</w:t>
+              <w:t>2,410</w:t>
             </w:r>
           </w:p>
         </w:tc>
@@ -1412,7 +1187,7 @@
               <w:rPr>
                 <w:sz w:val="19"/>
               </w:rPr>
-              <w:t>2,000</w:t>
+              <w:t>1,500</w:t>
             </w:r>
           </w:p>
         </w:tc>
@@ -1447,7 +1222,7 @@
               <w:rPr>
                 <w:sz w:val="19"/>
               </w:rPr>
-              <w:t>1,850</w:t>
+              <w:t>700</w:t>
             </w:r>
           </w:p>
         </w:tc>
@@ -1500,7 +1275,7 @@
               <w:rPr>
                 <w:sz w:val="19"/>
               </w:rPr>
-              <w:t>Compass, tilt and ultrasonic sensors, bump switches</w:t>
+              <w:t>Tilt and ultrasonic sensors, bump switches</w:t>
             </w:r>
           </w:p>
         </w:tc>
@@ -1517,7 +1292,7 @@
               <w:rPr>
                 <w:sz w:val="19"/>
               </w:rPr>
-              <w:t>900</w:t>
+              <w:t>680</w:t>
             </w:r>
           </w:p>
         </w:tc>
@@ -1764,7 +1539,7 @@
                 <w:b/>
                 <w:sz w:val="19"/>
               </w:rPr>
-              <w:t>15,350</w:t>
+              <w:t>15,018</w:t>
             </w:r>
           </w:p>
         </w:tc>
@@ -1801,7 +1576,7 @@
                 <w:b/>
                 <w:sz w:val="19"/>
               </w:rPr>
-              <w:t>650</w:t>
+              <w:t>782</w:t>
             </w:r>
           </w:p>
         </w:tc>
@@ -1838,7 +1613,7 @@
                 <w:b/>
                 <w:sz w:val="19"/>
               </w:rPr>
-              <w:t>16,000</w:t>
+              <w:t>15,800</w:t>
             </w:r>
           </w:p>
         </w:tc>

--- a/sft_entry/SAGIP_SFT2026_Prototype_Design.docx
+++ b/sft_entry/SAGIP_SFT2026_Prototype_Design.docx
@@ -9,7 +9,7 @@
           <w:color w:val="0B5D8F"/>
           <w:sz w:val="34"/>
         </w:rPr>
-        <w:t>SAGIP: A Self-Navigating Boat That Collects and Counts Creek Plastic (Prototype Design)</w:t>
+        <w:t>SAGIP: A Solar-Powered AI Boat That Collects and Counts Creek Plastic (Prototype Design)</w:t>
       </w:r>
     </w:p>
     <w:p>

--- a/sft_entry/SAGIP_SFT2026_Prototype_Design.docx
+++ b/sft_entry/SAGIP_SFT2026_Prototype_Design.docx
@@ -9,7 +9,7 @@
           <w:color w:val="0B5D8F"/>
           <w:sz w:val="34"/>
         </w:rPr>
-        <w:t>SAGIP: A Solar-Powered AI Boat That Collects and Counts Creek Plastic (Prototype Design)</w:t>
+        <w:t>SAGIP: Autonomous Solar Vessel for Plastic Recovery and Monitoring (Prototype Design)</w:t>
       </w:r>
     </w:p>
     <w:p>

--- a/sft_entry/SAGIP_SFT2026_Prototype_Design.docx
+++ b/sft_entry/SAGIP_SFT2026_Prototype_Design.docx
@@ -14,16 +14,7 @@
     </w:p>
     <w:p>
       <w:r>
-        <w:t xml:space="preserve">Quick visual of what we will build and buy. Quezon City Science High School, Grade 10 team. Adviser: Skjoukje U. Jemoya. Site: Dario River, </w:t>
-      </w:r>
-      <w:r>
-        <w:rPr>
-          <w:highlight w:val="yellow"/>
-        </w:rPr>
-        <w:t>[Barangay Santo Cristo, Bago Bantay, to confirm]</w:t>
-      </w:r>
-      <w:r>
-        <w:t>. All costs and sizes are planning estimates.</w:t>
+        <w:t>Quick visual of what we will build and buy. Quezon City Science High School, Grade 10 team. Adviser: Skjoukje U. Jemoya. Site: Dario River, Quezon City. All costs and sizes are planning estimates.</w:t>
       </w:r>
     </w:p>
     <w:p>
